--- a/POINT/so_that_point_brief.docx
+++ b/POINT/so_that_point_brief.docx
@@ -45,7 +45,7 @@
         <w:rPr>
           <w:color w:val="595959"/>
         </w:rPr>
-        <w:t>포인트형 문법문제  ·  총 133문항 (선택형 94 + 틀린 곳 찾기 39)  ·  괄호 안에서 알맞은 것을 고르거나 틀린 곳을 찾아 고치시오</w:t>
+        <w:t>포인트형 문법문제  ·  총 149문항 (선택형 104 + 틀린 곳 찾기 45)  ·  괄호 안에서 알맞은 것을 고르거나 틀린 곳을 찾아 고치시오</w:t>
       </w:r>
     </w:p>
     <w:p>
@@ -82,7 +82,7 @@
           <w:color w:val="1f3864"/>
           <w:sz w:val="22"/>
         </w:rPr>
-        <w:t xml:space="preserve">정리 0.  이 학습지의 출제 포인트 7 </w:t>
+        <w:t xml:space="preserve">정리 0.  이 학습지의 출제 포인트 8 </w:t>
       </w:r>
       <w:r>
         <w:rPr>
@@ -1037,6 +1037,104 @@
                 <w:sz w:val="18"/>
               </w:rPr>
               <w:t xml:space="preserve"> (not은 to 바로 앞) / too는 not 없이 부정</w:t>
+            </w:r>
+          </w:p>
+        </w:tc>
+      </w:tr>
+      <w:tr>
+        <w:trPr>
+          <w:trHeight w:val="0"/>
+        </w:trPr>
+        <w:tc>
+          <w:tcPr>
+            <w:tcW w:w="3289" w:type="dxa"/>
+            <w:tcBorders>
+              <w:top w:val="single" w:color="0a0000" w:sz="3"/>
+              <w:left w:val="single" w:color="0a0000" w:sz="3"/>
+              <w:bottom w:val="single" w:color="0a0000" w:sz="3"/>
+              <w:right w:val="single" w:color="0a0000" w:sz="3"/>
+            </w:tcBorders>
+            <w:vAlign w:val="top"/>
+          </w:tcPr>
+          <w:p>
+            <w:pPr>
+              <w:pStyle w:val="0"/>
+              <w:widowControl w:val="off"/>
+              <w:snapToGrid w:val="off"/>
+              <w:spacing w:after="0" w:line="240"/>
+            </w:pPr>
+            <w:r>
+              <w:rPr>
+                <w:sz w:val="18"/>
+              </w:rPr>
+              <w:t xml:space="preserve">⑧ So · Such 도치</w:t>
+            </w:r>
+          </w:p>
+        </w:tc>
+        <w:tc>
+          <w:tcPr>
+            <w:tcW w:w="3289" w:type="dxa"/>
+            <w:tcBorders>
+              <w:top w:val="single" w:color="0a0000" w:sz="3"/>
+              <w:left w:val="single" w:color="0a0000" w:sz="3"/>
+              <w:bottom w:val="single" w:color="0a0000" w:sz="3"/>
+              <w:right w:val="single" w:color="0a0000" w:sz="3"/>
+            </w:tcBorders>
+            <w:vAlign w:val="top"/>
+          </w:tcPr>
+          <w:p>
+            <w:pPr>
+              <w:pStyle w:val="0"/>
+              <w:widowControl w:val="off"/>
+              <w:snapToGrid w:val="off"/>
+              <w:spacing w:after="0" w:line="240"/>
+            </w:pPr>
+            <w:r>
+              <w:rPr>
+                <w:sz w:val="18"/>
+              </w:rPr>
+              <w:t xml:space="preserve">So + 형/부(또는 Such)가 문장 맨 앞에 왔는가</w:t>
+            </w:r>
+          </w:p>
+        </w:tc>
+        <w:tc>
+          <w:tcPr>
+            <w:tcW w:w="3289" w:type="dxa"/>
+            <w:tcBorders>
+              <w:top w:val="single" w:color="0a0000" w:sz="3"/>
+              <w:left w:val="single" w:color="0a0000" w:sz="3"/>
+              <w:bottom w:val="single" w:color="0a0000" w:sz="3"/>
+              <w:right w:val="single" w:color="0a0000" w:sz="3"/>
+            </w:tcBorders>
+            <w:vAlign w:val="top"/>
+          </w:tcPr>
+          <w:p>
+            <w:pPr>
+              <w:pStyle w:val="0"/>
+              <w:widowControl w:val="off"/>
+              <w:snapToGrid w:val="off"/>
+              <w:spacing w:after="0" w:line="240"/>
+            </w:pPr>
+            <w:r>
+              <w:rPr>
+                <w:b/>
+                <w:sz w:val="18"/>
+              </w:rPr>
+              <w:t xml:space="preserve">맨 앞 → </w:t>
+            </w:r>
+            <w:r>
+              <w:rPr>
+                <w:b/>
+                <w:sz w:val="18"/>
+              </w:rPr>
+              <w:t xml:space="preserve">be / 조동사 / do + 주어</w:t>
+            </w:r>
+            <w:r>
+              <w:rPr>
+                <w:b/>
+                <w:sz w:val="18"/>
+              </w:rPr>
+              <w:t xml:space="preserve"> (의문문 어순, 대명사 주어여도 도치) / so that절 안은 평서문 어순</w:t>
             </w:r>
           </w:p>
         </w:tc>
@@ -3675,100 +3773,809 @@
         </w:pBdr>
         <w:spacing w:before="160" w:after="80"/>
       </w:pPr>
+      <w:r>
+        <w:rPr>
+          <w:b/>
+          <w:color w:val="1f3864"/>
+          <w:sz w:val="22"/>
+        </w:rPr>
+        <w:t xml:space="preserve">정리 4.  So · Such ~ that 도치 — 대명사 주어여도 의문문 어순</w:t>
+      </w:r>
     </w:p>
+    <w:tbl>
+      <w:tblPr>
+        <w:jc w:val="center"/>
+        <w:tblOverlap w:val="never"/>
+        <w:tblW w:w="9867" w:type="dxa"/>
+        <w:tblBorders>
+          <w:top w:val="single" w:color="0a0000" w:sz="3"/>
+          <w:left w:val="single" w:color="0a0000" w:sz="3"/>
+          <w:bottom w:val="single" w:color="0a0000" w:sz="3"/>
+          <w:right w:val="single" w:color="0a0000" w:sz="3"/>
+        </w:tblBorders>
+        <w:shd w:val="clear" w:color="000000" w:fill="ffffff"/>
+        <w:tblLayout w:type="fixed"/>
+        <w:tblCellMar>
+          <w:top w:w="0" w:type="dxa"/>
+          <w:left w:w="108" w:type="dxa"/>
+          <w:bottom w:w="0" w:type="dxa"/>
+          <w:right w:w="108" w:type="dxa"/>
+        </w:tblCellMar>
+      </w:tblPr>
+      <w:tblGrid>
+        <w:gridCol w:w="3289"/>
+        <w:gridCol w:w="3289"/>
+        <w:gridCol w:w="3289"/>
+      </w:tblGrid>
+      <w:tr>
+        <w:trPr>
+          <w:trHeight w:val="0"/>
+        </w:trPr>
+        <w:tc>
+          <w:tcPr>
+            <w:tcW w:w="3289" w:type="dxa"/>
+            <w:tcBorders>
+              <w:top w:val="single" w:color="0a0000" w:sz="3"/>
+              <w:left w:val="single" w:color="0a0000" w:sz="3"/>
+              <w:bottom w:val="single" w:color="0a0000" w:sz="3"/>
+              <w:right w:val="single" w:color="0a0000" w:sz="3"/>
+            </w:tcBorders>
+            <w:shd w:val="clear" w:fill="1f3864"/>
+            <w:vAlign w:val="top"/>
+          </w:tcPr>
+          <w:p>
+            <w:pPr>
+              <w:pStyle w:val="0"/>
+              <w:widowControl w:val="off"/>
+              <w:snapToGrid w:val="off"/>
+              <w:spacing w:after="0" w:line="240"/>
+              <w:jc w:val="center"/>
+            </w:pPr>
+            <w:r>
+              <w:rPr>
+                <w:b/>
+                <w:color w:val="ffffff"/>
+                <w:sz w:val="18"/>
+              </w:rPr>
+              <w:t xml:space="preserve">문장 맨 앞</w:t>
+            </w:r>
+          </w:p>
+        </w:tc>
+        <w:tc>
+          <w:tcPr>
+            <w:tcW w:w="3289" w:type="dxa"/>
+            <w:tcBorders>
+              <w:top w:val="single" w:color="0a0000" w:sz="3"/>
+              <w:left w:val="single" w:color="0a0000" w:sz="3"/>
+              <w:bottom w:val="single" w:color="0a0000" w:sz="3"/>
+              <w:right w:val="single" w:color="0a0000" w:sz="3"/>
+            </w:tcBorders>
+            <w:shd w:val="clear" w:fill="1f3864"/>
+            <w:vAlign w:val="top"/>
+          </w:tcPr>
+          <w:p>
+            <w:pPr>
+              <w:pStyle w:val="0"/>
+              <w:widowControl w:val="off"/>
+              <w:snapToGrid w:val="off"/>
+              <w:spacing w:after="0" w:line="240"/>
+              <w:jc w:val="center"/>
+            </w:pPr>
+            <w:r>
+              <w:rPr>
+                <w:b/>
+                <w:color w:val="ffffff"/>
+                <w:sz w:val="18"/>
+              </w:rPr>
+              <w:t xml:space="preserve">뒤의 어순</w:t>
+            </w:r>
+          </w:p>
+        </w:tc>
+        <w:tc>
+          <w:tcPr>
+            <w:tcW w:w="3289" w:type="dxa"/>
+            <w:tcBorders>
+              <w:top w:val="single" w:color="0a0000" w:sz="3"/>
+              <w:left w:val="single" w:color="0a0000" w:sz="3"/>
+              <w:bottom w:val="single" w:color="0a0000" w:sz="3"/>
+              <w:right w:val="single" w:color="0a0000" w:sz="3"/>
+            </w:tcBorders>
+            <w:shd w:val="clear" w:fill="1f3864"/>
+            <w:vAlign w:val="top"/>
+          </w:tcPr>
+          <w:p>
+            <w:pPr>
+              <w:pStyle w:val="0"/>
+              <w:widowControl w:val="off"/>
+              <w:snapToGrid w:val="off"/>
+              <w:spacing w:after="0" w:line="240"/>
+              <w:jc w:val="center"/>
+            </w:pPr>
+            <w:r>
+              <w:rPr>
+                <w:b/>
+                <w:color w:val="ffffff"/>
+                <w:sz w:val="18"/>
+              </w:rPr>
+              <w:t xml:space="preserve">예</w:t>
+            </w:r>
+          </w:p>
+        </w:tc>
+      </w:tr>
+      <w:tr>
+        <w:trPr>
+          <w:trHeight w:val="0"/>
+        </w:trPr>
+        <w:tc>
+          <w:tcPr>
+            <w:tcW w:w="3289" w:type="dxa"/>
+            <w:tcBorders>
+              <w:top w:val="single" w:color="0a0000" w:sz="3"/>
+              <w:left w:val="single" w:color="0a0000" w:sz="3"/>
+              <w:bottom w:val="single" w:color="0a0000" w:sz="3"/>
+              <w:right w:val="single" w:color="0a0000" w:sz="3"/>
+            </w:tcBorders>
+            <w:vAlign w:val="top"/>
+          </w:tcPr>
+          <w:p>
+            <w:pPr>
+              <w:pStyle w:val="0"/>
+              <w:widowControl w:val="off"/>
+              <w:snapToGrid w:val="off"/>
+              <w:spacing w:after="0" w:line="240"/>
+            </w:pPr>
+            <w:r>
+              <w:rPr>
+                <w:b/>
+                <w:sz w:val="18"/>
+              </w:rPr>
+              <w:t xml:space="preserve">So + 형용사</w:t>
+            </w:r>
+            <w:r>
+              <w:rPr>
+                <w:sz w:val="18"/>
+              </w:rPr>
+              <w:t xml:space="preserve"> ~ that</w:t>
+            </w:r>
+          </w:p>
+        </w:tc>
+        <w:tc>
+          <w:tcPr>
+            <w:tcW w:w="3289" w:type="dxa"/>
+            <w:tcBorders>
+              <w:top w:val="single" w:color="0a0000" w:sz="3"/>
+              <w:left w:val="single" w:color="0a0000" w:sz="3"/>
+              <w:bottom w:val="single" w:color="0a0000" w:sz="3"/>
+              <w:right w:val="single" w:color="0a0000" w:sz="3"/>
+            </w:tcBorders>
+            <w:vAlign w:val="top"/>
+          </w:tcPr>
+          <w:p>
+            <w:pPr>
+              <w:pStyle w:val="0"/>
+              <w:widowControl w:val="off"/>
+              <w:snapToGrid w:val="off"/>
+              <w:spacing w:after="0" w:line="240"/>
+            </w:pPr>
+            <w:r>
+              <w:rPr>
+                <w:sz w:val="18"/>
+              </w:rPr>
+              <w:t xml:space="preserve">be동사 + 주어</w:t>
+            </w:r>
+          </w:p>
+        </w:tc>
+        <w:tc>
+          <w:tcPr>
+            <w:tcW w:w="3289" w:type="dxa"/>
+            <w:tcBorders>
+              <w:top w:val="single" w:color="0a0000" w:sz="3"/>
+              <w:left w:val="single" w:color="0a0000" w:sz="3"/>
+              <w:bottom w:val="single" w:color="0a0000" w:sz="3"/>
+              <w:right w:val="single" w:color="0a0000" w:sz="3"/>
+            </w:tcBorders>
+            <w:vAlign w:val="top"/>
+          </w:tcPr>
+          <w:p>
+            <w:pPr>
+              <w:pStyle w:val="0"/>
+              <w:widowControl w:val="off"/>
+              <w:snapToGrid w:val="off"/>
+              <w:spacing w:after="0" w:line="240"/>
+            </w:pPr>
+            <w:r>
+              <w:rPr>
+                <w:sz w:val="18"/>
+              </w:rPr>
+              <w:t xml:space="preserve">She was so lonely that ~  →  So lonely </w:t>
+            </w:r>
+            <w:r>
+              <w:rPr>
+                <w:b/>
+                <w:sz w:val="18"/>
+              </w:rPr>
+              <w:t xml:space="preserve">was she</w:t>
+            </w:r>
+            <w:r>
+              <w:rPr>
+                <w:sz w:val="18"/>
+              </w:rPr>
+              <w:t xml:space="preserve"> that she cried all day.</w:t>
+            </w:r>
+          </w:p>
+        </w:tc>
+      </w:tr>
+      <w:tr>
+        <w:trPr>
+          <w:trHeight w:val="0"/>
+        </w:trPr>
+        <w:tc>
+          <w:tcPr>
+            <w:tcW w:w="3289" w:type="dxa"/>
+            <w:tcBorders>
+              <w:top w:val="single" w:color="0a0000" w:sz="3"/>
+              <w:left w:val="single" w:color="0a0000" w:sz="3"/>
+              <w:bottom w:val="single" w:color="0a0000" w:sz="3"/>
+              <w:right w:val="single" w:color="0a0000" w:sz="3"/>
+            </w:tcBorders>
+            <w:vAlign w:val="top"/>
+          </w:tcPr>
+          <w:p>
+            <w:pPr>
+              <w:pStyle w:val="0"/>
+              <w:widowControl w:val="off"/>
+              <w:snapToGrid w:val="off"/>
+              <w:spacing w:after="0" w:line="240"/>
+            </w:pPr>
+            <w:r>
+              <w:rPr>
+                <w:b/>
+                <w:sz w:val="18"/>
+              </w:rPr>
+              <w:t xml:space="preserve">So + 부사</w:t>
+            </w:r>
+            <w:r>
+              <w:rPr>
+                <w:sz w:val="18"/>
+              </w:rPr>
+              <w:t xml:space="preserve"> ~ that (조동사 있음)</w:t>
+            </w:r>
+          </w:p>
+        </w:tc>
+        <w:tc>
+          <w:tcPr>
+            <w:tcW w:w="3289" w:type="dxa"/>
+            <w:tcBorders>
+              <w:top w:val="single" w:color="0a0000" w:sz="3"/>
+              <w:left w:val="single" w:color="0a0000" w:sz="3"/>
+              <w:bottom w:val="single" w:color="0a0000" w:sz="3"/>
+              <w:right w:val="single" w:color="0a0000" w:sz="3"/>
+            </w:tcBorders>
+            <w:vAlign w:val="top"/>
+          </w:tcPr>
+          <w:p>
+            <w:pPr>
+              <w:pStyle w:val="0"/>
+              <w:widowControl w:val="off"/>
+              <w:snapToGrid w:val="off"/>
+              <w:spacing w:after="0" w:line="240"/>
+            </w:pPr>
+            <w:r>
+              <w:rPr>
+                <w:sz w:val="18"/>
+              </w:rPr>
+              <w:t xml:space="preserve">조동사 + 주어 + 동사원형</w:t>
+            </w:r>
+          </w:p>
+        </w:tc>
+        <w:tc>
+          <w:tcPr>
+            <w:tcW w:w="3289" w:type="dxa"/>
+            <w:tcBorders>
+              <w:top w:val="single" w:color="0a0000" w:sz="3"/>
+              <w:left w:val="single" w:color="0a0000" w:sz="3"/>
+              <w:bottom w:val="single" w:color="0a0000" w:sz="3"/>
+              <w:right w:val="single" w:color="0a0000" w:sz="3"/>
+            </w:tcBorders>
+            <w:vAlign w:val="top"/>
+          </w:tcPr>
+          <w:p>
+            <w:pPr>
+              <w:pStyle w:val="0"/>
+              <w:widowControl w:val="off"/>
+              <w:snapToGrid w:val="off"/>
+              <w:spacing w:after="0" w:line="240"/>
+            </w:pPr>
+            <w:r>
+              <w:rPr>
+                <w:sz w:val="18"/>
+              </w:rPr>
+              <w:t xml:space="preserve">This machine can work so quickly that ~  →  So quickly </w:t>
+            </w:r>
+            <w:r>
+              <w:rPr>
+                <w:b/>
+                <w:sz w:val="18"/>
+              </w:rPr>
+              <w:t xml:space="preserve">can this machine work</w:t>
+            </w:r>
+            <w:r>
+              <w:rPr>
+                <w:sz w:val="18"/>
+              </w:rPr>
+              <w:t xml:space="preserve"> that ~</w:t>
+            </w:r>
+          </w:p>
+        </w:tc>
+      </w:tr>
+      <w:tr>
+        <w:trPr>
+          <w:trHeight w:val="0"/>
+        </w:trPr>
+        <w:tc>
+          <w:tcPr>
+            <w:tcW w:w="3289" w:type="dxa"/>
+            <w:tcBorders>
+              <w:top w:val="single" w:color="0a0000" w:sz="3"/>
+              <w:left w:val="single" w:color="0a0000" w:sz="3"/>
+              <w:bottom w:val="single" w:color="0a0000" w:sz="3"/>
+              <w:right w:val="single" w:color="0a0000" w:sz="3"/>
+            </w:tcBorders>
+            <w:vAlign w:val="top"/>
+          </w:tcPr>
+          <w:p>
+            <w:pPr>
+              <w:pStyle w:val="0"/>
+              <w:widowControl w:val="off"/>
+              <w:snapToGrid w:val="off"/>
+              <w:spacing w:after="0" w:line="240"/>
+            </w:pPr>
+            <w:r>
+              <w:rPr>
+                <w:b/>
+                <w:sz w:val="18"/>
+              </w:rPr>
+              <w:t xml:space="preserve">So + 부사</w:t>
+            </w:r>
+            <w:r>
+              <w:rPr>
+                <w:sz w:val="18"/>
+              </w:rPr>
+              <w:t xml:space="preserve"> ~ that (일반동사)</w:t>
+            </w:r>
+          </w:p>
+        </w:tc>
+        <w:tc>
+          <w:tcPr>
+            <w:tcW w:w="3289" w:type="dxa"/>
+            <w:tcBorders>
+              <w:top w:val="single" w:color="0a0000" w:sz="3"/>
+              <w:left w:val="single" w:color="0a0000" w:sz="3"/>
+              <w:bottom w:val="single" w:color="0a0000" w:sz="3"/>
+              <w:right w:val="single" w:color="0a0000" w:sz="3"/>
+            </w:tcBorders>
+            <w:vAlign w:val="top"/>
+          </w:tcPr>
+          <w:p>
+            <w:pPr>
+              <w:pStyle w:val="0"/>
+              <w:widowControl w:val="off"/>
+              <w:snapToGrid w:val="off"/>
+              <w:spacing w:after="0" w:line="240"/>
+            </w:pPr>
+            <w:r>
+              <w:rPr>
+                <w:sz w:val="18"/>
+              </w:rPr>
+              <w:t xml:space="preserve">do / does / did + 주어 + 동사원형</w:t>
+            </w:r>
+          </w:p>
+        </w:tc>
+        <w:tc>
+          <w:tcPr>
+            <w:tcW w:w="3289" w:type="dxa"/>
+            <w:tcBorders>
+              <w:top w:val="single" w:color="0a0000" w:sz="3"/>
+              <w:left w:val="single" w:color="0a0000" w:sz="3"/>
+              <w:bottom w:val="single" w:color="0a0000" w:sz="3"/>
+              <w:right w:val="single" w:color="0a0000" w:sz="3"/>
+            </w:tcBorders>
+            <w:vAlign w:val="top"/>
+          </w:tcPr>
+          <w:p>
+            <w:pPr>
+              <w:pStyle w:val="0"/>
+              <w:widowControl w:val="off"/>
+              <w:snapToGrid w:val="off"/>
+              <w:spacing w:after="0" w:line="240"/>
+            </w:pPr>
+            <w:r>
+              <w:rPr>
+                <w:sz w:val="18"/>
+              </w:rPr>
+              <w:t xml:space="preserve">He studied so hard that ~  →  So hard </w:t>
+            </w:r>
+            <w:r>
+              <w:rPr>
+                <w:b/>
+                <w:sz w:val="18"/>
+              </w:rPr>
+              <w:t xml:space="preserve">did he study</w:t>
+            </w:r>
+            <w:r>
+              <w:rPr>
+                <w:sz w:val="18"/>
+              </w:rPr>
+              <w:t xml:space="preserve"> that he passed.</w:t>
+            </w:r>
+          </w:p>
+        </w:tc>
+      </w:tr>
+      <w:tr>
+        <w:trPr>
+          <w:trHeight w:val="0"/>
+        </w:trPr>
+        <w:tc>
+          <w:tcPr>
+            <w:tcW w:w="3289" w:type="dxa"/>
+            <w:tcBorders>
+              <w:top w:val="single" w:color="0a0000" w:sz="3"/>
+              <w:left w:val="single" w:color="0a0000" w:sz="3"/>
+              <w:bottom w:val="single" w:color="0a0000" w:sz="3"/>
+              <w:right w:val="single" w:color="0a0000" w:sz="3"/>
+            </w:tcBorders>
+            <w:vAlign w:val="top"/>
+          </w:tcPr>
+          <w:p>
+            <w:pPr>
+              <w:pStyle w:val="0"/>
+              <w:widowControl w:val="off"/>
+              <w:snapToGrid w:val="off"/>
+              <w:spacing w:after="0" w:line="240"/>
+            </w:pPr>
+            <w:r>
+              <w:rPr>
+                <w:b/>
+                <w:sz w:val="18"/>
+              </w:rPr>
+              <w:t xml:space="preserve">Such</w:t>
+            </w:r>
+            <w:r>
+              <w:rPr>
+                <w:sz w:val="18"/>
+              </w:rPr>
+              <w:t xml:space="preserve"> + be ~ that</w:t>
+            </w:r>
+          </w:p>
+        </w:tc>
+        <w:tc>
+          <w:tcPr>
+            <w:tcW w:w="3289" w:type="dxa"/>
+            <w:tcBorders>
+              <w:top w:val="single" w:color="0a0000" w:sz="3"/>
+              <w:left w:val="single" w:color="0a0000" w:sz="3"/>
+              <w:bottom w:val="single" w:color="0a0000" w:sz="3"/>
+              <w:right w:val="single" w:color="0a0000" w:sz="3"/>
+            </w:tcBorders>
+            <w:vAlign w:val="top"/>
+          </w:tcPr>
+          <w:p>
+            <w:pPr>
+              <w:pStyle w:val="0"/>
+              <w:widowControl w:val="off"/>
+              <w:snapToGrid w:val="off"/>
+              <w:spacing w:after="0" w:line="240"/>
+            </w:pPr>
+            <w:r>
+              <w:rPr>
+                <w:sz w:val="18"/>
+              </w:rPr>
+              <w:t xml:space="preserve">be동사 + 명사 주어</w:t>
+            </w:r>
+          </w:p>
+        </w:tc>
+        <w:tc>
+          <w:tcPr>
+            <w:tcW w:w="3289" w:type="dxa"/>
+            <w:tcBorders>
+              <w:top w:val="single" w:color="0a0000" w:sz="3"/>
+              <w:left w:val="single" w:color="0a0000" w:sz="3"/>
+              <w:bottom w:val="single" w:color="0a0000" w:sz="3"/>
+              <w:right w:val="single" w:color="0a0000" w:sz="3"/>
+            </w:tcBorders>
+            <w:vAlign w:val="top"/>
+          </w:tcPr>
+          <w:p>
+            <w:pPr>
+              <w:pStyle w:val="0"/>
+              <w:widowControl w:val="off"/>
+              <w:snapToGrid w:val="off"/>
+              <w:spacing w:after="0" w:line="240"/>
+            </w:pPr>
+            <w:r>
+              <w:rPr>
+                <w:sz w:val="18"/>
+              </w:rPr>
+              <w:t xml:space="preserve">His anger was such that ~  →  </w:t>
+            </w:r>
+            <w:r>
+              <w:rPr>
+                <w:b/>
+                <w:sz w:val="18"/>
+              </w:rPr>
+              <w:t xml:space="preserve">Such was</w:t>
+            </w:r>
+            <w:r>
+              <w:rPr>
+                <w:sz w:val="18"/>
+              </w:rPr>
+              <w:t xml:space="preserve"> his anger that nobody spoke.</w:t>
+            </w:r>
+          </w:p>
+        </w:tc>
+      </w:tr>
+      <w:tr>
+        <w:trPr>
+          <w:trHeight w:val="0"/>
+        </w:trPr>
+        <w:tc>
+          <w:tcPr>
+            <w:tcW w:w="3289" w:type="dxa"/>
+            <w:tcBorders>
+              <w:top w:val="single" w:color="0a0000" w:sz="3"/>
+              <w:left w:val="single" w:color="0a0000" w:sz="3"/>
+              <w:bottom w:val="single" w:color="0a0000" w:sz="3"/>
+              <w:right w:val="single" w:color="0a0000" w:sz="3"/>
+            </w:tcBorders>
+            <w:vAlign w:val="top"/>
+          </w:tcPr>
+          <w:p>
+            <w:pPr>
+              <w:pStyle w:val="0"/>
+              <w:widowControl w:val="off"/>
+              <w:snapToGrid w:val="off"/>
+              <w:spacing w:after="0" w:line="240"/>
+            </w:pPr>
+            <w:r>
+              <w:rPr>
+                <w:sz w:val="18"/>
+              </w:rPr>
+              <w:t xml:space="preserve">비교: so 없는 장소 부사·보어</w:t>
+            </w:r>
+          </w:p>
+        </w:tc>
+        <w:tc>
+          <w:tcPr>
+            <w:tcW w:w="3289" w:type="dxa"/>
+            <w:tcBorders>
+              <w:top w:val="single" w:color="0a0000" w:sz="3"/>
+              <w:left w:val="single" w:color="0a0000" w:sz="3"/>
+              <w:bottom w:val="single" w:color="0a0000" w:sz="3"/>
+              <w:right w:val="single" w:color="0a0000" w:sz="3"/>
+            </w:tcBorders>
+            <w:vAlign w:val="top"/>
+          </w:tcPr>
+          <w:p>
+            <w:pPr>
+              <w:pStyle w:val="0"/>
+              <w:widowControl w:val="off"/>
+              <w:snapToGrid w:val="off"/>
+              <w:spacing w:after="0" w:line="240"/>
+            </w:pPr>
+            <w:r>
+              <w:rPr>
+                <w:sz w:val="18"/>
+              </w:rPr>
+              <w:t xml:space="preserve">동사 + 명사 주어 / </w:t>
+            </w:r>
+            <w:r>
+              <w:rPr>
+                <w:b/>
+                <w:sz w:val="18"/>
+              </w:rPr>
+              <w:t xml:space="preserve">대명사 주어는 도치 ✗</w:t>
+            </w:r>
+          </w:p>
+        </w:tc>
+        <w:tc>
+          <w:tcPr>
+            <w:tcW w:w="3289" w:type="dxa"/>
+            <w:tcBorders>
+              <w:top w:val="single" w:color="0a0000" w:sz="3"/>
+              <w:left w:val="single" w:color="0a0000" w:sz="3"/>
+              <w:bottom w:val="single" w:color="0a0000" w:sz="3"/>
+              <w:right w:val="single" w:color="0a0000" w:sz="3"/>
+            </w:tcBorders>
+            <w:vAlign w:val="top"/>
+          </w:tcPr>
+          <w:p>
+            <w:pPr>
+              <w:pStyle w:val="0"/>
+              <w:widowControl w:val="off"/>
+              <w:snapToGrid w:val="off"/>
+              <w:spacing w:after="0" w:line="240"/>
+            </w:pPr>
+            <w:r>
+              <w:rPr>
+                <w:sz w:val="18"/>
+              </w:rPr>
+              <w:t xml:space="preserve">Here comes the bus.  /  Here </w:t>
+            </w:r>
+            <w:r>
+              <w:rPr>
+                <w:b/>
+                <w:sz w:val="18"/>
+              </w:rPr>
+              <w:t xml:space="preserve">he comes</w:t>
+            </w:r>
+            <w:r>
+              <w:rPr>
+                <w:sz w:val="18"/>
+              </w:rPr>
+              <w:t xml:space="preserve">.  (comes he ✗)</w:t>
+            </w:r>
+          </w:p>
+        </w:tc>
+      </w:tr>
+    </w:tbl>
     <w:p>
       <w:pPr>
         <w:pStyle w:val="0"/>
         <w:widowControl w:val="off"/>
-        <w:pBdr>
-          <w:bottom w:val="single" w:color="1f3864" w:sz="7" w:space="0"/>
-        </w:pBdr>
-        <w:spacing w:before="160" w:after="80"/>
       </w:pPr>
     </w:p>
+    <w:tbl>
+      <w:tblPr>
+        <w:jc w:val="center"/>
+        <w:tblOverlap w:val="never"/>
+        <w:tblW w:w="9866" w:type="dxa"/>
+        <w:tblBorders>
+          <w:top w:val="none" w:color="000000" w:sz="3"/>
+          <w:left w:val="none" w:color="000000" w:sz="3"/>
+          <w:bottom w:val="none" w:color="000000" w:sz="3"/>
+          <w:right w:val="none" w:color="000000" w:sz="3"/>
+        </w:tblBorders>
+        <w:shd w:val="clear" w:color="000000" w:fill="ffffff"/>
+        <w:tblLayout w:type="fixed"/>
+        <w:tblCellMar>
+          <w:top w:w="0" w:type="dxa"/>
+          <w:left w:w="108" w:type="dxa"/>
+          <w:bottom w:w="0" w:type="dxa"/>
+          <w:right w:w="108" w:type="dxa"/>
+        </w:tblCellMar>
+      </w:tblPr>
+      <w:tblGrid>
+        <w:gridCol w:w="9866"/>
+      </w:tblGrid>
+      <w:tr>
+        <w:trPr>
+          <w:trHeight w:val="0"/>
+        </w:trPr>
+        <w:tc>
+          <w:tcPr>
+            <w:tcW w:w="9866" w:type="dxa"/>
+            <w:tcBorders>
+              <w:top w:val="single" w:color="bfbfbf" w:sz="3"/>
+              <w:left w:val="single" w:color="c9a227" w:sz="23"/>
+              <w:bottom w:val="single" w:color="bfbfbf" w:sz="3"/>
+              <w:right w:val="single" w:color="bfbfbf" w:sz="3"/>
+            </w:tcBorders>
+            <w:shd w:val="clear" w:fill="fff4d6"/>
+            <w:vAlign w:val="top"/>
+          </w:tcPr>
+          <w:p>
+            <w:pPr>
+              <w:pStyle w:val="0"/>
+              <w:widowControl w:val="off"/>
+              <w:snapToGrid w:val="off"/>
+              <w:spacing w:after="20"/>
+            </w:pPr>
+            <w:r>
+              <w:rPr>
+                <w:sz w:val="18"/>
+              </w:rPr>
+              <w:t xml:space="preserve">도치를 일으키는 것은 부사가 아니라 </w:t>
+            </w:r>
+            <w:r>
+              <w:rPr>
+                <w:b/>
+                <w:sz w:val="18"/>
+              </w:rPr>
+              <w:t xml:space="preserve">so</w:t>
+            </w:r>
+            <w:r>
+              <w:rPr>
+                <w:sz w:val="18"/>
+              </w:rPr>
+              <w:t xml:space="preserve">다. so ~ 가 제자리에 있으면 평서문 어순 그대로다 (He studied </w:t>
+            </w:r>
+            <w:r>
+              <w:rPr>
+                <w:b/>
+                <w:sz w:val="18"/>
+              </w:rPr>
+              <w:t xml:space="preserve">so hard</w:t>
+            </w:r>
+            <w:r>
+              <w:rPr>
+                <w:sz w:val="18"/>
+              </w:rPr>
+              <w:t xml:space="preserve"> that ~).</w:t>
+            </w:r>
+          </w:p>
+          <w:p>
+            <w:pPr>
+              <w:pStyle w:val="0"/>
+              <w:widowControl w:val="off"/>
+              <w:snapToGrid w:val="off"/>
+              <w:spacing w:after="20"/>
+            </w:pPr>
+            <w:r>
+              <w:rPr>
+                <w:sz w:val="18"/>
+              </w:rPr>
+              <w:t xml:space="preserve">be동사는 </w:t>
+            </w:r>
+            <w:r>
+              <w:rPr>
+                <w:b/>
+                <w:sz w:val="18"/>
+              </w:rPr>
+              <w:t xml:space="preserve">뒤에 오는 진짜 주어</w:t>
+            </w:r>
+            <w:r>
+              <w:rPr>
+                <w:sz w:val="18"/>
+              </w:rPr>
+              <w:t xml:space="preserve">에 수·시제를 맞춘다 (So tired </w:t>
+            </w:r>
+            <w:r>
+              <w:rPr>
+                <w:b/>
+                <w:sz w:val="18"/>
+              </w:rPr>
+              <w:t xml:space="preserve">were the children</w:t>
+            </w:r>
+            <w:r>
+              <w:rPr>
+                <w:sz w:val="18"/>
+              </w:rPr>
+              <w:t xml:space="preserve"> that ~). 목적의 </w:t>
+            </w:r>
+            <w:r>
+              <w:rPr>
+                <w:b/>
+                <w:sz w:val="18"/>
+              </w:rPr>
+              <w:t xml:space="preserve">so that절 안은 평서문 어순</w:t>
+            </w:r>
+            <w:r>
+              <w:rPr>
+                <w:sz w:val="18"/>
+              </w:rPr>
+              <w:t xml:space="preserve"> — so that </w:t>
+            </w:r>
+            <w:r>
+              <w:rPr>
+                <w:b/>
+                <w:sz w:val="18"/>
+              </w:rPr>
+              <w:t xml:space="preserve">I could</w:t>
+            </w:r>
+            <w:r>
+              <w:rPr>
+                <w:sz w:val="18"/>
+              </w:rPr>
+              <w:t xml:space="preserve"> catch ~ (could I ✗).</w:t>
+            </w:r>
+          </w:p>
+        </w:tc>
+      </w:tr>
+    </w:tbl>
     <w:p>
       <w:pPr>
         <w:pStyle w:val="0"/>
-        <w:widowControl w:val="off"/>
-        <w:pBdr>
-          <w:bottom w:val="single" w:color="1f3864" w:sz="7" w:space="0"/>
-        </w:pBdr>
-        <w:spacing w:before="160" w:after="80"/>
-      </w:pPr>
-    </w:p>
-    <w:p>
-      <w:pPr>
-        <w:pStyle w:val="0"/>
-        <w:widowControl w:val="off"/>
-        <w:pBdr>
-          <w:bottom w:val="single" w:color="1f3864" w:sz="7" w:space="0"/>
-        </w:pBdr>
-        <w:spacing w:before="160" w:after="80"/>
-      </w:pPr>
-    </w:p>
-    <w:p>
-      <w:pPr>
-        <w:pStyle w:val="0"/>
-        <w:widowControl w:val="off"/>
-        <w:pBdr>
-          <w:bottom w:val="single" w:color="1f3864" w:sz="7" w:space="0"/>
-        </w:pBdr>
-        <w:spacing w:before="160" w:after="80"/>
-      </w:pPr>
-    </w:p>
-    <w:p>
-      <w:pPr>
-        <w:pStyle w:val="0"/>
-        <w:widowControl w:val="off"/>
-        <w:pBdr>
-          <w:bottom w:val="single" w:color="1f3864" w:sz="7" w:space="0"/>
-        </w:pBdr>
-        <w:spacing w:before="160" w:after="80"/>
-      </w:pPr>
-    </w:p>
-    <w:p>
-      <w:pPr>
-        <w:pStyle w:val="0"/>
-        <w:widowControl w:val="off"/>
-        <w:pBdr>
-          <w:bottom w:val="single" w:color="1f3864" w:sz="7" w:space="0"/>
-        </w:pBdr>
-        <w:spacing w:before="160" w:after="80"/>
-      </w:pPr>
-    </w:p>
-    <w:p>
-      <w:pPr>
-        <w:pStyle w:val="0"/>
-        <w:widowControl w:val="off"/>
-        <w:pBdr>
-          <w:bottom w:val="single" w:color="1f3864" w:sz="7" w:space="0"/>
-        </w:pBdr>
-        <w:spacing w:before="160" w:after="80"/>
-      </w:pPr>
-    </w:p>
-    <w:p>
-      <w:pPr>
-        <w:pStyle w:val="0"/>
-        <w:widowControl w:val="off"/>
-        <w:pBdr>
-          <w:bottom w:val="single" w:color="1f3864" w:sz="7" w:space="0"/>
-        </w:pBdr>
-        <w:spacing w:before="160" w:after="80"/>
-      </w:pPr>
-    </w:p>
-    <w:p>
-      <w:pPr>
-        <w:pStyle w:val="0"/>
-        <w:widowControl w:val="off"/>
-        <w:pBdr>
-          <w:bottom w:val="single" w:color="1f3864" w:sz="7" w:space="0"/>
-        </w:pBdr>
-        <w:spacing w:before="160" w:after="80"/>
-      </w:pPr>
-    </w:p>
-    <w:p>
-      <w:pPr>
-        <w:pStyle w:val="0"/>
+        <w:pageBreakBefore/>
         <w:widowControl w:val="off"/>
         <w:pBdr>
           <w:bottom w:val="single" w:color="1f3864" w:sz="7" w:space="0"/>
@@ -11553,6 +12360,980 @@
           <w:u w:val="single"/>
         </w:rPr>
         <w:t>the exam</w:t>
+      </w:r>
+      <w:r>
+        <w:rPr/>
+        <w:t xml:space="preserve"> .</w:t>
+      </w:r>
+    </w:p>
+    <w:p>
+      <w:pPr>
+        <w:pStyle w:val="0"/>
+        <w:widowControl w:val="off"/>
+        <w:spacing w:after="100"/>
+      </w:pPr>
+      <w:r>
+        <w:rPr>
+          <w:color w:val="595959"/>
+        </w:rPr>
+        <w:t xml:space="preserve">      </w:t>
+      </w:r>
+      <w:r>
+        <w:rPr>
+          <w:color w:val="595959"/>
+        </w:rPr>
+        <w:t>→</w:t>
+      </w:r>
+      <w:r>
+        <w:rPr>
+          <w:color w:val="595959"/>
+        </w:rPr>
+        <w:t xml:space="preserve"> 번호: </w:t>
+      </w:r>
+      <w:r>
+        <w:rPr>
+          <w:b/>
+          <w:color w:val="595959"/>
+          <w:u w:val="single" w:color="595959"/>
+        </w:rPr>
+        <w:t>__     고치기: _____</w:t>
+      </w:r>
+    </w:p>
+    <w:p>
+      <w:pPr>
+        <w:pStyle w:val="0"/>
+        <w:keepNext/>
+        <w:widowControl w:val="off"/>
+        <w:pBdr>
+          <w:bottom w:val="single" w:color="1f3864" w:sz="7" w:space="0"/>
+        </w:pBdr>
+        <w:spacing w:before="160" w:after="80"/>
+      </w:pPr>
+      <w:r>
+        <w:rPr>
+          <w:b/>
+          <w:color w:val="1f3864"/>
+          <w:sz w:val="22"/>
+        </w:rPr>
+        <w:t xml:space="preserve">PART 9. So · Such ~ that 도치 — 대명사 주어여도 의문문 어순</w:t>
+      </w:r>
+    </w:p>
+    <w:p>
+      <w:pPr>
+        <w:pStyle w:val="0"/>
+        <w:widowControl w:val="off"/>
+        <w:spacing w:after="80"/>
+      </w:pPr>
+      <w:r>
+        <w:rPr>
+          <w:i/>
+          <w:color w:val="5b2c83"/>
+          <w:sz w:val="18"/>
+        </w:rPr>
+        <w:t xml:space="preserve">So + 형/부(Such)가 맨 앞 → be / 조동사 / do + 주어. 동사는 뒤의 진짜 주어에 맞춘다. so 없는 장소 부사·보어만 대명사 주어일 때 도치 ✗. 134~143은 괄호 고르기, 144~149는 틀린 곳 찾기.</w:t>
+      </w:r>
+    </w:p>
+    <w:p>
+      <w:pPr>
+        <w:pStyle w:val="0"/>
+        <w:widowControl w:val="off"/>
+        <w:spacing w:after="80"/>
+      </w:pPr>
+      <w:r>
+        <w:rPr/>
+        <w:t xml:space="preserve">134. So lonely </w:t>
+      </w:r>
+      <w:r>
+        <w:rPr>
+          <w:b/>
+        </w:rPr>
+        <w:t xml:space="preserve">( was she / she was )</w:t>
+      </w:r>
+      <w:r>
+        <w:rPr/>
+        <w:t xml:space="preserve"> that she cried all day.</w:t>
+      </w:r>
+    </w:p>
+    <w:p>
+      <w:pPr>
+        <w:pStyle w:val="0"/>
+        <w:widowControl w:val="off"/>
+        <w:spacing w:after="80"/>
+      </w:pPr>
+      <w:r>
+        <w:rPr/>
+        <w:t xml:space="preserve">135. So quickly </w:t>
+      </w:r>
+      <w:r>
+        <w:rPr>
+          <w:b/>
+        </w:rPr>
+        <w:t xml:space="preserve">( this machine can work / can this machine work )</w:t>
+      </w:r>
+      <w:r>
+        <w:rPr/>
+        <w:t xml:space="preserve"> that it saves a lot of time.</w:t>
+      </w:r>
+    </w:p>
+    <w:p>
+      <w:pPr>
+        <w:pStyle w:val="0"/>
+        <w:widowControl w:val="off"/>
+        <w:spacing w:after="80"/>
+      </w:pPr>
+      <w:r>
+        <w:rPr/>
+        <w:t xml:space="preserve">136. So hard </w:t>
+      </w:r>
+      <w:r>
+        <w:rPr>
+          <w:b/>
+        </w:rPr>
+        <w:t xml:space="preserve">( he studied / did he study / studied he )</w:t>
+      </w:r>
+      <w:r>
+        <w:rPr/>
+        <w:t xml:space="preserve"> that he passed the test.</w:t>
+      </w:r>
+    </w:p>
+    <w:p>
+      <w:pPr>
+        <w:pStyle w:val="0"/>
+        <w:widowControl w:val="off"/>
+        <w:spacing w:after="80"/>
+      </w:pPr>
+      <w:r>
+        <w:rPr/>
+        <w:t xml:space="preserve">137. So well </w:t>
+      </w:r>
+      <w:r>
+        <w:rPr>
+          <w:b/>
+        </w:rPr>
+        <w:t xml:space="preserve">( does she sing / she sings / sings she )</w:t>
+      </w:r>
+      <w:r>
+        <w:rPr/>
+        <w:t xml:space="preserve"> that everyone loves her songs.</w:t>
+      </w:r>
+    </w:p>
+    <w:p>
+      <w:pPr>
+        <w:pStyle w:val="0"/>
+        <w:widowControl w:val="off"/>
+        <w:spacing w:after="80"/>
+      </w:pPr>
+      <w:r>
+        <w:rPr/>
+        <w:t xml:space="preserve">138. So tired </w:t>
+      </w:r>
+      <w:r>
+        <w:rPr>
+          <w:b/>
+        </w:rPr>
+        <w:t xml:space="preserve">( was / were )</w:t>
+      </w:r>
+      <w:r>
+        <w:rPr/>
+        <w:t xml:space="preserve"> the children that they fell asleep at once.</w:t>
+      </w:r>
+    </w:p>
+    <w:p>
+      <w:pPr>
+        <w:pStyle w:val="0"/>
+        <w:widowControl w:val="off"/>
+        <w:spacing w:after="80"/>
+      </w:pPr>
+      <w:r>
+        <w:rPr/>
+        <w:t xml:space="preserve">139. So fast </w:t>
+      </w:r>
+      <w:r>
+        <w:rPr>
+          <w:b/>
+        </w:rPr>
+        <w:t xml:space="preserve">( did he run / did he ran / ran he )</w:t>
+      </w:r>
+      <w:r>
+        <w:rPr/>
+        <w:t xml:space="preserve"> that nobody could catch him.</w:t>
+      </w:r>
+    </w:p>
+    <w:p>
+      <w:pPr>
+        <w:pStyle w:val="0"/>
+        <w:widowControl w:val="off"/>
+        <w:spacing w:after="80"/>
+      </w:pPr>
+      <w:r>
+        <w:rPr/>
+        <w:t xml:space="preserve">140. </w:t>
+      </w:r>
+      <w:r>
+        <w:rPr>
+          <w:b/>
+        </w:rPr>
+        <w:t xml:space="preserve">( So / Such )</w:t>
+      </w:r>
+      <w:r>
+        <w:rPr/>
+        <w:t xml:space="preserve"> was his anger that nobody dared to speak.</w:t>
+      </w:r>
+    </w:p>
+    <w:p>
+      <w:pPr>
+        <w:pStyle w:val="0"/>
+        <w:widowControl w:val="off"/>
+        <w:spacing w:after="80"/>
+      </w:pPr>
+      <w:r>
+        <w:rPr/>
+        <w:t xml:space="preserve">141. She was so busy that she couldn't eat lunch.  = So busy </w:t>
+      </w:r>
+      <w:r>
+        <w:rPr>
+          <w:b/>
+        </w:rPr>
+        <w:t xml:space="preserve">( she was / was she )</w:t>
+      </w:r>
+      <w:r>
+        <w:rPr/>
+        <w:t xml:space="preserve"> that she couldn't eat lunch.</w:t>
+      </w:r>
+    </w:p>
+    <w:p>
+      <w:pPr>
+        <w:pStyle w:val="0"/>
+        <w:widowControl w:val="off"/>
+        <w:spacing w:after="80"/>
+      </w:pPr>
+      <w:r>
+        <w:rPr/>
+        <w:t xml:space="preserve">142. Here </w:t>
+      </w:r>
+      <w:r>
+        <w:rPr>
+          <w:b/>
+        </w:rPr>
+        <w:t xml:space="preserve">( he comes / comes he )</w:t>
+      </w:r>
+      <w:r>
+        <w:rPr/>
+        <w:t xml:space="preserve">!   vs.   So slowly </w:t>
+      </w:r>
+      <w:r>
+        <w:rPr>
+          <w:b/>
+        </w:rPr>
+        <w:t xml:space="preserve">( he came / did he come )</w:t>
+      </w:r>
+      <w:r>
+        <w:rPr/>
+        <w:t xml:space="preserve"> that we waited for an hour.</w:t>
+      </w:r>
+    </w:p>
+    <w:p>
+      <w:pPr>
+        <w:pStyle w:val="0"/>
+        <w:widowControl w:val="off"/>
+        <w:spacing w:after="80"/>
+      </w:pPr>
+      <w:r>
+        <w:rPr/>
+        <w:t xml:space="preserve">143. I left early so that </w:t>
+      </w:r>
+      <w:r>
+        <w:rPr>
+          <w:b/>
+        </w:rPr>
+        <w:t xml:space="preserve">( I could / could I )</w:t>
+      </w:r>
+      <w:r>
+        <w:rPr/>
+        <w:t xml:space="preserve"> catch the first train.</w:t>
+      </w:r>
+    </w:p>
+    <w:p>
+      <w:pPr>
+        <w:pStyle w:val="0"/>
+        <w:widowControl w:val="off"/>
+        <w:spacing w:after="20"/>
+      </w:pPr>
+      <w:r>
+        <w:rPr/>
+        <w:t xml:space="preserve">144. So quickly </w:t>
+      </w:r>
+      <w:r>
+        <w:rPr>
+          <w:b/>
+          <w:color w:val="1f3864"/>
+          <w:sz w:val="16"/>
+        </w:rPr>
+        <w:t xml:space="preserve">①</w:t>
+      </w:r>
+      <w:r>
+        <w:rPr>
+          <w:b/>
+          <w:u w:val="single"/>
+        </w:rPr>
+        <w:t xml:space="preserve">this machine can work</w:t>
+      </w:r>
+      <w:r>
+        <w:rPr/>
+        <w:t xml:space="preserve"> </w:t>
+      </w:r>
+      <w:r>
+        <w:rPr>
+          <w:b/>
+          <w:color w:val="1f3864"/>
+          <w:sz w:val="16"/>
+        </w:rPr>
+        <w:t xml:space="preserve">②</w:t>
+      </w:r>
+      <w:r>
+        <w:rPr>
+          <w:b/>
+          <w:u w:val="single"/>
+        </w:rPr>
+        <w:t xml:space="preserve">that</w:t>
+      </w:r>
+      <w:r>
+        <w:rPr/>
+        <w:t xml:space="preserve"> </w:t>
+      </w:r>
+      <w:r>
+        <w:rPr>
+          <w:b/>
+          <w:color w:val="1f3864"/>
+          <w:sz w:val="16"/>
+        </w:rPr>
+        <w:t xml:space="preserve">③</w:t>
+      </w:r>
+      <w:r>
+        <w:rPr>
+          <w:b/>
+          <w:u w:val="single"/>
+        </w:rPr>
+        <w:t xml:space="preserve">it saves</w:t>
+      </w:r>
+      <w:r>
+        <w:rPr/>
+        <w:t xml:space="preserve"> </w:t>
+      </w:r>
+      <w:r>
+        <w:rPr>
+          <w:b/>
+          <w:color w:val="1f3864"/>
+          <w:sz w:val="16"/>
+        </w:rPr>
+        <w:t xml:space="preserve">④</w:t>
+      </w:r>
+      <w:r>
+        <w:rPr>
+          <w:b/>
+          <w:u w:val="single"/>
+        </w:rPr>
+        <w:t xml:space="preserve">a lot of time</w:t>
+      </w:r>
+      <w:r>
+        <w:rPr/>
+        <w:t xml:space="preserve"> .</w:t>
+      </w:r>
+    </w:p>
+    <w:p>
+      <w:pPr>
+        <w:pStyle w:val="0"/>
+        <w:widowControl w:val="off"/>
+        <w:spacing w:after="100"/>
+      </w:pPr>
+      <w:r>
+        <w:rPr>
+          <w:color w:val="595959"/>
+        </w:rPr>
+        <w:t xml:space="preserve">      </w:t>
+      </w:r>
+      <w:r>
+        <w:rPr>
+          <w:color w:val="595959"/>
+        </w:rPr>
+        <w:t>→</w:t>
+      </w:r>
+      <w:r>
+        <w:rPr>
+          <w:color w:val="595959"/>
+        </w:rPr>
+        <w:t xml:space="preserve"> 번호: </w:t>
+      </w:r>
+      <w:r>
+        <w:rPr>
+          <w:b/>
+          <w:color w:val="595959"/>
+          <w:u w:val="single" w:color="595959"/>
+        </w:rPr>
+        <w:t>__     고치기: _____</w:t>
+      </w:r>
+    </w:p>
+    <w:p>
+      <w:pPr>
+        <w:pStyle w:val="0"/>
+        <w:widowControl w:val="off"/>
+        <w:spacing w:after="20"/>
+      </w:pPr>
+      <w:r>
+        <w:rPr/>
+        <w:t xml:space="preserve">145. So lonely </w:t>
+      </w:r>
+      <w:r>
+        <w:rPr>
+          <w:b/>
+          <w:color w:val="1f3864"/>
+          <w:sz w:val="16"/>
+        </w:rPr>
+        <w:t xml:space="preserve">①</w:t>
+      </w:r>
+      <w:r>
+        <w:rPr>
+          <w:b/>
+          <w:u w:val="single"/>
+        </w:rPr>
+        <w:t xml:space="preserve">was she</w:t>
+      </w:r>
+      <w:r>
+        <w:rPr/>
+        <w:t xml:space="preserve"> </w:t>
+      </w:r>
+      <w:r>
+        <w:rPr>
+          <w:b/>
+          <w:color w:val="1f3864"/>
+          <w:sz w:val="16"/>
+        </w:rPr>
+        <w:t xml:space="preserve">②</w:t>
+      </w:r>
+      <w:r>
+        <w:rPr>
+          <w:b/>
+          <w:u w:val="single"/>
+        </w:rPr>
+        <w:t xml:space="preserve">that</w:t>
+      </w:r>
+      <w:r>
+        <w:rPr/>
+        <w:t xml:space="preserve"> </w:t>
+      </w:r>
+      <w:r>
+        <w:rPr>
+          <w:b/>
+          <w:color w:val="1f3864"/>
+          <w:sz w:val="16"/>
+        </w:rPr>
+        <w:t xml:space="preserve">③</w:t>
+      </w:r>
+      <w:r>
+        <w:rPr>
+          <w:b/>
+          <w:u w:val="single"/>
+        </w:rPr>
+        <w:t xml:space="preserve">she cried</w:t>
+      </w:r>
+      <w:r>
+        <w:rPr/>
+        <w:t xml:space="preserve"> </w:t>
+      </w:r>
+      <w:r>
+        <w:rPr>
+          <w:b/>
+          <w:color w:val="1f3864"/>
+          <w:sz w:val="16"/>
+        </w:rPr>
+        <w:t xml:space="preserve">④</w:t>
+      </w:r>
+      <w:r>
+        <w:rPr>
+          <w:b/>
+          <w:u w:val="single"/>
+        </w:rPr>
+        <w:t xml:space="preserve">all day</w:t>
+      </w:r>
+      <w:r>
+        <w:rPr/>
+        <w:t xml:space="preserve"> .</w:t>
+      </w:r>
+    </w:p>
+    <w:p>
+      <w:pPr>
+        <w:pStyle w:val="0"/>
+        <w:widowControl w:val="off"/>
+        <w:spacing w:after="100"/>
+      </w:pPr>
+      <w:r>
+        <w:rPr>
+          <w:color w:val="595959"/>
+        </w:rPr>
+        <w:t xml:space="preserve">      </w:t>
+      </w:r>
+      <w:r>
+        <w:rPr>
+          <w:color w:val="595959"/>
+        </w:rPr>
+        <w:t>→</w:t>
+      </w:r>
+      <w:r>
+        <w:rPr>
+          <w:color w:val="595959"/>
+        </w:rPr>
+        <w:t xml:space="preserve"> 번호: </w:t>
+      </w:r>
+      <w:r>
+        <w:rPr>
+          <w:b/>
+          <w:color w:val="595959"/>
+          <w:u w:val="single" w:color="595959"/>
+        </w:rPr>
+        <w:t>__     고치기: _____</w:t>
+      </w:r>
+    </w:p>
+    <w:p>
+      <w:pPr>
+        <w:pStyle w:val="0"/>
+        <w:widowControl w:val="off"/>
+        <w:spacing w:after="20"/>
+      </w:pPr>
+      <w:r>
+        <w:rPr/>
+        <w:t xml:space="preserve">146. So hard </w:t>
+      </w:r>
+      <w:r>
+        <w:rPr>
+          <w:b/>
+          <w:color w:val="1f3864"/>
+          <w:sz w:val="16"/>
+        </w:rPr>
+        <w:t xml:space="preserve">①</w:t>
+      </w:r>
+      <w:r>
+        <w:rPr>
+          <w:b/>
+          <w:u w:val="single"/>
+        </w:rPr>
+        <w:t xml:space="preserve">did he</w:t>
+      </w:r>
+      <w:r>
+        <w:rPr/>
+        <w:t xml:space="preserve"> </w:t>
+      </w:r>
+      <w:r>
+        <w:rPr>
+          <w:b/>
+          <w:color w:val="1f3864"/>
+          <w:sz w:val="16"/>
+        </w:rPr>
+        <w:t xml:space="preserve">②</w:t>
+      </w:r>
+      <w:r>
+        <w:rPr>
+          <w:b/>
+          <w:u w:val="single"/>
+        </w:rPr>
+        <w:t xml:space="preserve">studied</w:t>
+      </w:r>
+      <w:r>
+        <w:rPr/>
+        <w:t xml:space="preserve"> </w:t>
+      </w:r>
+      <w:r>
+        <w:rPr>
+          <w:b/>
+          <w:color w:val="1f3864"/>
+          <w:sz w:val="16"/>
+        </w:rPr>
+        <w:t xml:space="preserve">③</w:t>
+      </w:r>
+      <w:r>
+        <w:rPr>
+          <w:b/>
+          <w:u w:val="single"/>
+        </w:rPr>
+        <w:t xml:space="preserve">that</w:t>
+      </w:r>
+      <w:r>
+        <w:rPr/>
+        <w:t xml:space="preserve"> </w:t>
+      </w:r>
+      <w:r>
+        <w:rPr>
+          <w:b/>
+          <w:color w:val="1f3864"/>
+          <w:sz w:val="16"/>
+        </w:rPr>
+        <w:t xml:space="preserve">④</w:t>
+      </w:r>
+      <w:r>
+        <w:rPr>
+          <w:b/>
+          <w:u w:val="single"/>
+        </w:rPr>
+        <w:t xml:space="preserve">he passed the test</w:t>
+      </w:r>
+      <w:r>
+        <w:rPr/>
+        <w:t xml:space="preserve"> .</w:t>
+      </w:r>
+    </w:p>
+    <w:p>
+      <w:pPr>
+        <w:pStyle w:val="0"/>
+        <w:widowControl w:val="off"/>
+        <w:spacing w:after="100"/>
+      </w:pPr>
+      <w:r>
+        <w:rPr>
+          <w:color w:val="595959"/>
+        </w:rPr>
+        <w:t xml:space="preserve">      </w:t>
+      </w:r>
+      <w:r>
+        <w:rPr>
+          <w:color w:val="595959"/>
+        </w:rPr>
+        <w:t>→</w:t>
+      </w:r>
+      <w:r>
+        <w:rPr>
+          <w:color w:val="595959"/>
+        </w:rPr>
+        <w:t xml:space="preserve"> 번호: </w:t>
+      </w:r>
+      <w:r>
+        <w:rPr>
+          <w:b/>
+          <w:color w:val="595959"/>
+          <w:u w:val="single" w:color="595959"/>
+        </w:rPr>
+        <w:t>__     고치기: _____</w:t>
+      </w:r>
+    </w:p>
+    <w:p>
+      <w:pPr>
+        <w:pStyle w:val="0"/>
+        <w:widowControl w:val="off"/>
+        <w:spacing w:after="20"/>
+      </w:pPr>
+      <w:r>
+        <w:rPr/>
+        <w:t xml:space="preserve">147. So </w:t>
+      </w:r>
+      <w:r>
+        <w:rPr>
+          <w:b/>
+          <w:color w:val="1f3864"/>
+          <w:sz w:val="16"/>
+        </w:rPr>
+        <w:t xml:space="preserve">①</w:t>
+      </w:r>
+      <w:r>
+        <w:rPr>
+          <w:b/>
+          <w:u w:val="single"/>
+        </w:rPr>
+        <w:t xml:space="preserve">tired</w:t>
+      </w:r>
+      <w:r>
+        <w:rPr/>
+        <w:t xml:space="preserve"> </w:t>
+      </w:r>
+      <w:r>
+        <w:rPr>
+          <w:b/>
+          <w:color w:val="1f3864"/>
+          <w:sz w:val="16"/>
+        </w:rPr>
+        <w:t xml:space="preserve">②</w:t>
+      </w:r>
+      <w:r>
+        <w:rPr>
+          <w:b/>
+          <w:u w:val="single"/>
+        </w:rPr>
+        <w:t xml:space="preserve">was</w:t>
+      </w:r>
+      <w:r>
+        <w:rPr/>
+        <w:t xml:space="preserve"> </w:t>
+      </w:r>
+      <w:r>
+        <w:rPr>
+          <w:b/>
+          <w:color w:val="1f3864"/>
+          <w:sz w:val="16"/>
+        </w:rPr>
+        <w:t xml:space="preserve">③</w:t>
+      </w:r>
+      <w:r>
+        <w:rPr>
+          <w:b/>
+          <w:u w:val="single"/>
+        </w:rPr>
+        <w:t xml:space="preserve">the players</w:t>
+      </w:r>
+      <w:r>
+        <w:rPr/>
+        <w:t xml:space="preserve"> </w:t>
+      </w:r>
+      <w:r>
+        <w:rPr>
+          <w:b/>
+          <w:color w:val="1f3864"/>
+          <w:sz w:val="16"/>
+        </w:rPr>
+        <w:t xml:space="preserve">④</w:t>
+      </w:r>
+      <w:r>
+        <w:rPr>
+          <w:b/>
+          <w:u w:val="single"/>
+        </w:rPr>
+        <w:t xml:space="preserve">that they couldn't move</w:t>
+      </w:r>
+      <w:r>
+        <w:rPr/>
+        <w:t xml:space="preserve"> .</w:t>
+      </w:r>
+    </w:p>
+    <w:p>
+      <w:pPr>
+        <w:pStyle w:val="0"/>
+        <w:widowControl w:val="off"/>
+        <w:spacing w:after="100"/>
+      </w:pPr>
+      <w:r>
+        <w:rPr>
+          <w:color w:val="595959"/>
+        </w:rPr>
+        <w:t xml:space="preserve">      </w:t>
+      </w:r>
+      <w:r>
+        <w:rPr>
+          <w:color w:val="595959"/>
+        </w:rPr>
+        <w:t>→</w:t>
+      </w:r>
+      <w:r>
+        <w:rPr>
+          <w:color w:val="595959"/>
+        </w:rPr>
+        <w:t xml:space="preserve"> 번호: </w:t>
+      </w:r>
+      <w:r>
+        <w:rPr>
+          <w:b/>
+          <w:color w:val="595959"/>
+          <w:u w:val="single" w:color="595959"/>
+        </w:rPr>
+        <w:t>__     고치기: _____</w:t>
+      </w:r>
+    </w:p>
+    <w:p>
+      <w:pPr>
+        <w:pStyle w:val="0"/>
+        <w:widowControl w:val="off"/>
+        <w:spacing w:after="20"/>
+      </w:pPr>
+      <w:r>
+        <w:rPr/>
+        <w:t xml:space="preserve">148. </w:t>
+      </w:r>
+      <w:r>
+        <w:rPr>
+          <w:b/>
+          <w:color w:val="1f3864"/>
+          <w:sz w:val="16"/>
+        </w:rPr>
+        <w:t xml:space="preserve">①</w:t>
+      </w:r>
+      <w:r>
+        <w:rPr>
+          <w:b/>
+          <w:u w:val="single"/>
+        </w:rPr>
+        <w:t xml:space="preserve">So</w:t>
+      </w:r>
+      <w:r>
+        <w:rPr/>
+        <w:t xml:space="preserve"> </w:t>
+      </w:r>
+      <w:r>
+        <w:rPr>
+          <w:b/>
+          <w:color w:val="1f3864"/>
+          <w:sz w:val="16"/>
+        </w:rPr>
+        <w:t xml:space="preserve">②</w:t>
+      </w:r>
+      <w:r>
+        <w:rPr>
+          <w:b/>
+          <w:u w:val="single"/>
+        </w:rPr>
+        <w:t xml:space="preserve">was</w:t>
+      </w:r>
+      <w:r>
+        <w:rPr/>
+        <w:t xml:space="preserve"> </w:t>
+      </w:r>
+      <w:r>
+        <w:rPr>
+          <w:b/>
+          <w:color w:val="1f3864"/>
+          <w:sz w:val="16"/>
+        </w:rPr>
+        <w:t xml:space="preserve">③</w:t>
+      </w:r>
+      <w:r>
+        <w:rPr>
+          <w:b/>
+          <w:u w:val="single"/>
+        </w:rPr>
+        <w:t xml:space="preserve">his anger</w:t>
+      </w:r>
+      <w:r>
+        <w:rPr/>
+        <w:t xml:space="preserve"> </w:t>
+      </w:r>
+      <w:r>
+        <w:rPr>
+          <w:b/>
+          <w:color w:val="1f3864"/>
+          <w:sz w:val="16"/>
+        </w:rPr>
+        <w:t xml:space="preserve">④</w:t>
+      </w:r>
+      <w:r>
+        <w:rPr>
+          <w:b/>
+          <w:u w:val="single"/>
+        </w:rPr>
+        <w:t xml:space="preserve">that nobody dared to speak</w:t>
+      </w:r>
+      <w:r>
+        <w:rPr/>
+        <w:t xml:space="preserve"> .</w:t>
+      </w:r>
+    </w:p>
+    <w:p>
+      <w:pPr>
+        <w:pStyle w:val="0"/>
+        <w:widowControl w:val="off"/>
+        <w:spacing w:after="100"/>
+      </w:pPr>
+      <w:r>
+        <w:rPr>
+          <w:color w:val="595959"/>
+        </w:rPr>
+        <w:t xml:space="preserve">      </w:t>
+      </w:r>
+      <w:r>
+        <w:rPr>
+          <w:color w:val="595959"/>
+        </w:rPr>
+        <w:t>→</w:t>
+      </w:r>
+      <w:r>
+        <w:rPr>
+          <w:color w:val="595959"/>
+        </w:rPr>
+        <w:t xml:space="preserve"> 번호: </w:t>
+      </w:r>
+      <w:r>
+        <w:rPr>
+          <w:b/>
+          <w:color w:val="595959"/>
+          <w:u w:val="single" w:color="595959"/>
+        </w:rPr>
+        <w:t>__     고치기: _____</w:t>
+      </w:r>
+    </w:p>
+    <w:p>
+      <w:pPr>
+        <w:pStyle w:val="0"/>
+        <w:widowControl w:val="off"/>
+        <w:spacing w:after="20"/>
+      </w:pPr>
+      <w:r>
+        <w:rPr/>
+        <w:t xml:space="preserve">149. He spoke </w:t>
+      </w:r>
+      <w:r>
+        <w:rPr>
+          <w:b/>
+          <w:color w:val="1f3864"/>
+          <w:sz w:val="16"/>
+        </w:rPr>
+        <w:t xml:space="preserve">①</w:t>
+      </w:r>
+      <w:r>
+        <w:rPr>
+          <w:b/>
+          <w:u w:val="single"/>
+        </w:rPr>
+        <w:t xml:space="preserve">so</w:t>
+      </w:r>
+      <w:r>
+        <w:rPr/>
+        <w:t xml:space="preserve"> </w:t>
+      </w:r>
+      <w:r>
+        <w:rPr>
+          <w:b/>
+          <w:color w:val="1f3864"/>
+          <w:sz w:val="16"/>
+        </w:rPr>
+        <w:t xml:space="preserve">②</w:t>
+      </w:r>
+      <w:r>
+        <w:rPr>
+          <w:b/>
+          <w:u w:val="single"/>
+        </w:rPr>
+        <w:t xml:space="preserve">quietly</w:t>
+      </w:r>
+      <w:r>
+        <w:rPr/>
+        <w:t xml:space="preserve"> </w:t>
+      </w:r>
+      <w:r>
+        <w:rPr>
+          <w:b/>
+          <w:color w:val="1f3864"/>
+          <w:sz w:val="16"/>
+        </w:rPr>
+        <w:t xml:space="preserve">③</w:t>
+      </w:r>
+      <w:r>
+        <w:rPr>
+          <w:b/>
+          <w:u w:val="single"/>
+        </w:rPr>
+        <w:t xml:space="preserve">that</w:t>
+      </w:r>
+      <w:r>
+        <w:rPr/>
+        <w:t xml:space="preserve"> </w:t>
+      </w:r>
+      <w:r>
+        <w:rPr>
+          <w:b/>
+          <w:color w:val="1f3864"/>
+          <w:sz w:val="16"/>
+        </w:rPr>
+        <w:t xml:space="preserve">④</w:t>
+      </w:r>
+      <w:r>
+        <w:rPr>
+          <w:b/>
+          <w:u w:val="single"/>
+        </w:rPr>
+        <w:t xml:space="preserve">couldn't I hear him</w:t>
       </w:r>
       <w:r>
         <w:rPr/>
@@ -27150,6 +28931,1492 @@
                 <w:szCs w:val="14"/>
               </w:rPr>
               <w:t>not은 to 바로 앞.</w:t>
+            </w:r>
+          </w:p>
+        </w:tc>
+      </w:tr>
+    </w:tbl>
+    <w:p>
+      <w:pPr>
+        <w:pStyle w:val="0"/>
+        <w:keepNext/>
+        <w:widowControl w:val="off"/>
+        <w:pBdr>
+          <w:bottom w:val="single" w:color="1f3864" w:sz="7" w:space="0"/>
+        </w:pBdr>
+        <w:spacing w:before="50" w:after="10" w:line="190" w:lineRule="exact"/>
+      </w:pPr>
+      <w:r>
+        <w:rPr>
+          <w:b/>
+          <w:color w:val="1f3864"/>
+          <w:sz w:val="15"/>
+          <w:szCs w:val="15"/>
+        </w:rPr>
+        <w:t xml:space="preserve">PART 9. So · Such ~ that 도치</w:t>
+      </w:r>
+    </w:p>
+    <w:tbl>
+      <w:tblPr>
+        <w:jc w:val="left"/>
+        <w:tblOverlap w:val="never"/>
+        <w:tblW w:w="5143" w:type="dxa"/>
+        <w:tblBorders>
+          <w:top w:val="single" w:color="0a0000" w:sz="2"/>
+          <w:left w:val="single" w:color="0a0000" w:sz="2"/>
+          <w:bottom w:val="single" w:color="0a0000" w:sz="2"/>
+          <w:right w:val="single" w:color="0a0000" w:sz="2"/>
+        </w:tblBorders>
+        <w:shd w:val="clear" w:color="000000" w:fill="ffffff"/>
+        <w:tblLayout w:type="fixed"/>
+        <w:tblCellMar>
+          <w:top w:w="0" w:type="dxa"/>
+          <w:left w:w="45" w:type="dxa"/>
+          <w:bottom w:w="0" w:type="dxa"/>
+          <w:right w:w="45" w:type="dxa"/>
+        </w:tblCellMar>
+      </w:tblPr>
+      <w:tblGrid>
+        <w:gridCol w:w="380"/>
+        <w:gridCol w:w="1656"/>
+        <w:gridCol w:w="3106"/>
+      </w:tblGrid>
+      <w:tr>
+        <w:trPr/>
+        <w:tc>
+          <w:tcPr>
+            <w:tcW w:w="380" w:type="dxa"/>
+            <w:tcBorders>
+              <w:top w:val="single" w:color="0a0000" w:sz="2"/>
+              <w:left w:val="single" w:color="0a0000" w:sz="2"/>
+              <w:bottom w:val="single" w:color="0a0000" w:sz="2"/>
+              <w:right w:val="single" w:color="0a0000" w:sz="2"/>
+            </w:tcBorders>
+            <w:vAlign w:val="top"/>
+          </w:tcPr>
+          <w:p>
+            <w:pPr>
+              <w:pStyle w:val="0"/>
+              <w:widowControl w:val="off"/>
+              <w:snapToGrid w:val="off"/>
+              <w:spacing w:before="0" w:after="0" w:line="170" w:lineRule="exact"/>
+              <w:jc w:val="center"/>
+            </w:pPr>
+            <w:r>
+              <w:rPr>
+                <w:b/>
+                <w:color w:val="1f3864"/>
+                <w:sz w:val="14"/>
+                <w:szCs w:val="14"/>
+              </w:rPr>
+              <w:t xml:space="preserve">134</w:t>
+            </w:r>
+          </w:p>
+        </w:tc>
+        <w:tc>
+          <w:tcPr>
+            <w:tcW w:w="1656" w:type="dxa"/>
+            <w:tcBorders>
+              <w:top w:val="single" w:color="0a0000" w:sz="2"/>
+              <w:left w:val="single" w:color="0a0000" w:sz="2"/>
+              <w:bottom w:val="single" w:color="0a0000" w:sz="2"/>
+              <w:right w:val="single" w:color="0a0000" w:sz="2"/>
+            </w:tcBorders>
+            <w:vAlign w:val="top"/>
+          </w:tcPr>
+          <w:p>
+            <w:pPr>
+              <w:pStyle w:val="0"/>
+              <w:widowControl w:val="off"/>
+              <w:snapToGrid w:val="off"/>
+              <w:spacing w:before="0" w:after="0" w:line="170" w:lineRule="exact"/>
+            </w:pPr>
+            <w:r>
+              <w:rPr>
+                <w:b/>
+                <w:color w:val="c00000"/>
+                <w:sz w:val="14"/>
+                <w:szCs w:val="14"/>
+              </w:rPr>
+              <w:t xml:space="preserve">was she</w:t>
+            </w:r>
+          </w:p>
+        </w:tc>
+        <w:tc>
+          <w:tcPr>
+            <w:tcW w:w="3106" w:type="dxa"/>
+            <w:tcBorders>
+              <w:top w:val="single" w:color="0a0000" w:sz="2"/>
+              <w:left w:val="single" w:color="0a0000" w:sz="2"/>
+              <w:bottom w:val="single" w:color="0a0000" w:sz="2"/>
+              <w:right w:val="single" w:color="0a0000" w:sz="2"/>
+            </w:tcBorders>
+            <w:vAlign w:val="top"/>
+          </w:tcPr>
+          <w:p>
+            <w:pPr>
+              <w:pStyle w:val="0"/>
+              <w:widowControl w:val="off"/>
+              <w:snapToGrid w:val="off"/>
+              <w:spacing w:before="0" w:after="0" w:line="170" w:lineRule="exact"/>
+            </w:pPr>
+            <w:r>
+              <w:rPr>
+                <w:color w:val="595959"/>
+                <w:sz w:val="14"/>
+                <w:szCs w:val="14"/>
+              </w:rPr>
+              <w:t xml:space="preserve">So + 형용사가 맨 앞 → be + 주어. 대명사(she)여도 도치.</w:t>
+            </w:r>
+          </w:p>
+        </w:tc>
+      </w:tr>
+      <w:tr>
+        <w:trPr/>
+        <w:tc>
+          <w:tcPr>
+            <w:tcW w:w="380" w:type="dxa"/>
+            <w:tcBorders>
+              <w:top w:val="single" w:color="0a0000" w:sz="2"/>
+              <w:left w:val="single" w:color="0a0000" w:sz="2"/>
+              <w:bottom w:val="single" w:color="0a0000" w:sz="2"/>
+              <w:right w:val="single" w:color="0a0000" w:sz="2"/>
+            </w:tcBorders>
+            <w:vAlign w:val="top"/>
+          </w:tcPr>
+          <w:p>
+            <w:pPr>
+              <w:pStyle w:val="0"/>
+              <w:widowControl w:val="off"/>
+              <w:snapToGrid w:val="off"/>
+              <w:spacing w:before="0" w:after="0" w:line="170" w:lineRule="exact"/>
+              <w:jc w:val="center"/>
+            </w:pPr>
+            <w:r>
+              <w:rPr>
+                <w:b/>
+                <w:color w:val="1f3864"/>
+                <w:sz w:val="14"/>
+                <w:szCs w:val="14"/>
+              </w:rPr>
+              <w:t xml:space="preserve">135</w:t>
+            </w:r>
+          </w:p>
+        </w:tc>
+        <w:tc>
+          <w:tcPr>
+            <w:tcW w:w="1656" w:type="dxa"/>
+            <w:tcBorders>
+              <w:top w:val="single" w:color="0a0000" w:sz="2"/>
+              <w:left w:val="single" w:color="0a0000" w:sz="2"/>
+              <w:bottom w:val="single" w:color="0a0000" w:sz="2"/>
+              <w:right w:val="single" w:color="0a0000" w:sz="2"/>
+            </w:tcBorders>
+            <w:vAlign w:val="top"/>
+          </w:tcPr>
+          <w:p>
+            <w:pPr>
+              <w:pStyle w:val="0"/>
+              <w:widowControl w:val="off"/>
+              <w:snapToGrid w:val="off"/>
+              <w:spacing w:before="0" w:after="0" w:line="170" w:lineRule="exact"/>
+            </w:pPr>
+            <w:r>
+              <w:rPr>
+                <w:b/>
+                <w:color w:val="c00000"/>
+                <w:sz w:val="14"/>
+                <w:szCs w:val="14"/>
+              </w:rPr>
+              <w:t xml:space="preserve">can this machine work</w:t>
+            </w:r>
+          </w:p>
+        </w:tc>
+        <w:tc>
+          <w:tcPr>
+            <w:tcW w:w="3106" w:type="dxa"/>
+            <w:tcBorders>
+              <w:top w:val="single" w:color="0a0000" w:sz="2"/>
+              <w:left w:val="single" w:color="0a0000" w:sz="2"/>
+              <w:bottom w:val="single" w:color="0a0000" w:sz="2"/>
+              <w:right w:val="single" w:color="0a0000" w:sz="2"/>
+            </w:tcBorders>
+            <w:vAlign w:val="top"/>
+          </w:tcPr>
+          <w:p>
+            <w:pPr>
+              <w:pStyle w:val="0"/>
+              <w:widowControl w:val="off"/>
+              <w:snapToGrid w:val="off"/>
+              <w:spacing w:before="0" w:after="0" w:line="170" w:lineRule="exact"/>
+            </w:pPr>
+            <w:r>
+              <w:rPr>
+                <w:color w:val="595959"/>
+                <w:sz w:val="14"/>
+                <w:szCs w:val="14"/>
+              </w:rPr>
+              <w:t xml:space="preserve">조동사(can)만 주어 앞, 본동사는 원형 그대로.</w:t>
+            </w:r>
+          </w:p>
+        </w:tc>
+      </w:tr>
+      <w:tr>
+        <w:trPr/>
+        <w:tc>
+          <w:tcPr>
+            <w:tcW w:w="380" w:type="dxa"/>
+            <w:tcBorders>
+              <w:top w:val="single" w:color="0a0000" w:sz="2"/>
+              <w:left w:val="single" w:color="0a0000" w:sz="2"/>
+              <w:bottom w:val="single" w:color="0a0000" w:sz="2"/>
+              <w:right w:val="single" w:color="0a0000" w:sz="2"/>
+            </w:tcBorders>
+            <w:vAlign w:val="top"/>
+          </w:tcPr>
+          <w:p>
+            <w:pPr>
+              <w:pStyle w:val="0"/>
+              <w:widowControl w:val="off"/>
+              <w:snapToGrid w:val="off"/>
+              <w:spacing w:before="0" w:after="0" w:line="170" w:lineRule="exact"/>
+              <w:jc w:val="center"/>
+            </w:pPr>
+            <w:r>
+              <w:rPr>
+                <w:b/>
+                <w:color w:val="1f3864"/>
+                <w:sz w:val="14"/>
+                <w:szCs w:val="14"/>
+              </w:rPr>
+              <w:t xml:space="preserve">136</w:t>
+            </w:r>
+          </w:p>
+        </w:tc>
+        <w:tc>
+          <w:tcPr>
+            <w:tcW w:w="1656" w:type="dxa"/>
+            <w:tcBorders>
+              <w:top w:val="single" w:color="0a0000" w:sz="2"/>
+              <w:left w:val="single" w:color="0a0000" w:sz="2"/>
+              <w:bottom w:val="single" w:color="0a0000" w:sz="2"/>
+              <w:right w:val="single" w:color="0a0000" w:sz="2"/>
+            </w:tcBorders>
+            <w:vAlign w:val="top"/>
+          </w:tcPr>
+          <w:p>
+            <w:pPr>
+              <w:pStyle w:val="0"/>
+              <w:widowControl w:val="off"/>
+              <w:snapToGrid w:val="off"/>
+              <w:spacing w:before="0" w:after="0" w:line="170" w:lineRule="exact"/>
+            </w:pPr>
+            <w:r>
+              <w:rPr>
+                <w:b/>
+                <w:color w:val="c00000"/>
+                <w:sz w:val="14"/>
+                <w:szCs w:val="14"/>
+              </w:rPr>
+              <w:t xml:space="preserve">did he study</w:t>
+            </w:r>
+          </w:p>
+        </w:tc>
+        <w:tc>
+          <w:tcPr>
+            <w:tcW w:w="3106" w:type="dxa"/>
+            <w:tcBorders>
+              <w:top w:val="single" w:color="0a0000" w:sz="2"/>
+              <w:left w:val="single" w:color="0a0000" w:sz="2"/>
+              <w:bottom w:val="single" w:color="0a0000" w:sz="2"/>
+              <w:right w:val="single" w:color="0a0000" w:sz="2"/>
+            </w:tcBorders>
+            <w:vAlign w:val="top"/>
+          </w:tcPr>
+          <w:p>
+            <w:pPr>
+              <w:pStyle w:val="0"/>
+              <w:widowControl w:val="off"/>
+              <w:snapToGrid w:val="off"/>
+              <w:spacing w:before="0" w:after="0" w:line="170" w:lineRule="exact"/>
+            </w:pPr>
+            <w:r>
+              <w:rPr>
+                <w:color w:val="595959"/>
+                <w:sz w:val="14"/>
+                <w:szCs w:val="14"/>
+              </w:rPr>
+              <w:t xml:space="preserve">일반동사 과거 → did + 주어 + 원형.</w:t>
+            </w:r>
+          </w:p>
+        </w:tc>
+      </w:tr>
+      <w:tr>
+        <w:trPr/>
+        <w:tc>
+          <w:tcPr>
+            <w:tcW w:w="380" w:type="dxa"/>
+            <w:tcBorders>
+              <w:top w:val="single" w:color="0a0000" w:sz="2"/>
+              <w:left w:val="single" w:color="0a0000" w:sz="2"/>
+              <w:bottom w:val="single" w:color="0a0000" w:sz="2"/>
+              <w:right w:val="single" w:color="0a0000" w:sz="2"/>
+            </w:tcBorders>
+            <w:vAlign w:val="top"/>
+          </w:tcPr>
+          <w:p>
+            <w:pPr>
+              <w:pStyle w:val="0"/>
+              <w:widowControl w:val="off"/>
+              <w:snapToGrid w:val="off"/>
+              <w:spacing w:before="0" w:after="0" w:line="170" w:lineRule="exact"/>
+              <w:jc w:val="center"/>
+            </w:pPr>
+            <w:r>
+              <w:rPr>
+                <w:b/>
+                <w:color w:val="1f3864"/>
+                <w:sz w:val="14"/>
+                <w:szCs w:val="14"/>
+              </w:rPr>
+              <w:t xml:space="preserve">137</w:t>
+            </w:r>
+          </w:p>
+        </w:tc>
+        <w:tc>
+          <w:tcPr>
+            <w:tcW w:w="1656" w:type="dxa"/>
+            <w:tcBorders>
+              <w:top w:val="single" w:color="0a0000" w:sz="2"/>
+              <w:left w:val="single" w:color="0a0000" w:sz="2"/>
+              <w:bottom w:val="single" w:color="0a0000" w:sz="2"/>
+              <w:right w:val="single" w:color="0a0000" w:sz="2"/>
+            </w:tcBorders>
+            <w:vAlign w:val="top"/>
+          </w:tcPr>
+          <w:p>
+            <w:pPr>
+              <w:pStyle w:val="0"/>
+              <w:widowControl w:val="off"/>
+              <w:snapToGrid w:val="off"/>
+              <w:spacing w:before="0" w:after="0" w:line="170" w:lineRule="exact"/>
+            </w:pPr>
+            <w:r>
+              <w:rPr>
+                <w:b/>
+                <w:color w:val="c00000"/>
+                <w:sz w:val="14"/>
+                <w:szCs w:val="14"/>
+              </w:rPr>
+              <w:t xml:space="preserve">does she sing</w:t>
+            </w:r>
+          </w:p>
+        </w:tc>
+        <w:tc>
+          <w:tcPr>
+            <w:tcW w:w="3106" w:type="dxa"/>
+            <w:tcBorders>
+              <w:top w:val="single" w:color="0a0000" w:sz="2"/>
+              <w:left w:val="single" w:color="0a0000" w:sz="2"/>
+              <w:bottom w:val="single" w:color="0a0000" w:sz="2"/>
+              <w:right w:val="single" w:color="0a0000" w:sz="2"/>
+            </w:tcBorders>
+            <w:vAlign w:val="top"/>
+          </w:tcPr>
+          <w:p>
+            <w:pPr>
+              <w:pStyle w:val="0"/>
+              <w:widowControl w:val="off"/>
+              <w:snapToGrid w:val="off"/>
+              <w:spacing w:before="0" w:after="0" w:line="170" w:lineRule="exact"/>
+            </w:pPr>
+            <w:r>
+              <w:rPr>
+                <w:color w:val="595959"/>
+                <w:sz w:val="14"/>
+                <w:szCs w:val="14"/>
+              </w:rPr>
+              <w:t xml:space="preserve">현재 · 3인칭 단수 → does + 주어 + 원형.</w:t>
+            </w:r>
+          </w:p>
+        </w:tc>
+      </w:tr>
+      <w:tr>
+        <w:trPr/>
+        <w:tc>
+          <w:tcPr>
+            <w:tcW w:w="380" w:type="dxa"/>
+            <w:tcBorders>
+              <w:top w:val="single" w:color="0a0000" w:sz="2"/>
+              <w:left w:val="single" w:color="0a0000" w:sz="2"/>
+              <w:bottom w:val="single" w:color="0a0000" w:sz="2"/>
+              <w:right w:val="single" w:color="0a0000" w:sz="2"/>
+            </w:tcBorders>
+            <w:vAlign w:val="top"/>
+          </w:tcPr>
+          <w:p>
+            <w:pPr>
+              <w:pStyle w:val="0"/>
+              <w:widowControl w:val="off"/>
+              <w:snapToGrid w:val="off"/>
+              <w:spacing w:before="0" w:after="0" w:line="170" w:lineRule="exact"/>
+              <w:jc w:val="center"/>
+            </w:pPr>
+            <w:r>
+              <w:rPr>
+                <w:b/>
+                <w:color w:val="1f3864"/>
+                <w:sz w:val="14"/>
+                <w:szCs w:val="14"/>
+              </w:rPr>
+              <w:t xml:space="preserve">138</w:t>
+            </w:r>
+          </w:p>
+        </w:tc>
+        <w:tc>
+          <w:tcPr>
+            <w:tcW w:w="1656" w:type="dxa"/>
+            <w:tcBorders>
+              <w:top w:val="single" w:color="0a0000" w:sz="2"/>
+              <w:left w:val="single" w:color="0a0000" w:sz="2"/>
+              <w:bottom w:val="single" w:color="0a0000" w:sz="2"/>
+              <w:right w:val="single" w:color="0a0000" w:sz="2"/>
+            </w:tcBorders>
+            <w:vAlign w:val="top"/>
+          </w:tcPr>
+          <w:p>
+            <w:pPr>
+              <w:pStyle w:val="0"/>
+              <w:widowControl w:val="off"/>
+              <w:snapToGrid w:val="off"/>
+              <w:spacing w:before="0" w:after="0" w:line="170" w:lineRule="exact"/>
+            </w:pPr>
+            <w:r>
+              <w:rPr>
+                <w:b/>
+                <w:color w:val="c00000"/>
+                <w:sz w:val="14"/>
+                <w:szCs w:val="14"/>
+              </w:rPr>
+              <w:t xml:space="preserve">were</w:t>
+            </w:r>
+          </w:p>
+        </w:tc>
+        <w:tc>
+          <w:tcPr>
+            <w:tcW w:w="3106" w:type="dxa"/>
+            <w:tcBorders>
+              <w:top w:val="single" w:color="0a0000" w:sz="2"/>
+              <w:left w:val="single" w:color="0a0000" w:sz="2"/>
+              <w:bottom w:val="single" w:color="0a0000" w:sz="2"/>
+              <w:right w:val="single" w:color="0a0000" w:sz="2"/>
+            </w:tcBorders>
+            <w:vAlign w:val="top"/>
+          </w:tcPr>
+          <w:p>
+            <w:pPr>
+              <w:pStyle w:val="0"/>
+              <w:widowControl w:val="off"/>
+              <w:snapToGrid w:val="off"/>
+              <w:spacing w:before="0" w:after="0" w:line="170" w:lineRule="exact"/>
+            </w:pPr>
+            <w:r>
+              <w:rPr>
+                <w:color w:val="595959"/>
+                <w:sz w:val="14"/>
+                <w:szCs w:val="14"/>
+              </w:rPr>
+              <w:t xml:space="preserve">be동사는 뒤의 진짜 주어(the children, 복수)에 맞춘다.</w:t>
+            </w:r>
+          </w:p>
+        </w:tc>
+      </w:tr>
+      <w:tr>
+        <w:trPr/>
+        <w:tc>
+          <w:tcPr>
+            <w:tcW w:w="380" w:type="dxa"/>
+            <w:tcBorders>
+              <w:top w:val="single" w:color="0a0000" w:sz="2"/>
+              <w:left w:val="single" w:color="0a0000" w:sz="2"/>
+              <w:bottom w:val="single" w:color="0a0000" w:sz="2"/>
+              <w:right w:val="single" w:color="0a0000" w:sz="2"/>
+            </w:tcBorders>
+            <w:vAlign w:val="top"/>
+          </w:tcPr>
+          <w:p>
+            <w:pPr>
+              <w:pStyle w:val="0"/>
+              <w:widowControl w:val="off"/>
+              <w:snapToGrid w:val="off"/>
+              <w:spacing w:before="0" w:after="0" w:line="170" w:lineRule="exact"/>
+              <w:jc w:val="center"/>
+            </w:pPr>
+            <w:r>
+              <w:rPr>
+                <w:b/>
+                <w:color w:val="1f3864"/>
+                <w:sz w:val="14"/>
+                <w:szCs w:val="14"/>
+              </w:rPr>
+              <w:t xml:space="preserve">139</w:t>
+            </w:r>
+          </w:p>
+        </w:tc>
+        <w:tc>
+          <w:tcPr>
+            <w:tcW w:w="1656" w:type="dxa"/>
+            <w:tcBorders>
+              <w:top w:val="single" w:color="0a0000" w:sz="2"/>
+              <w:left w:val="single" w:color="0a0000" w:sz="2"/>
+              <w:bottom w:val="single" w:color="0a0000" w:sz="2"/>
+              <w:right w:val="single" w:color="0a0000" w:sz="2"/>
+            </w:tcBorders>
+            <w:vAlign w:val="top"/>
+          </w:tcPr>
+          <w:p>
+            <w:pPr>
+              <w:pStyle w:val="0"/>
+              <w:widowControl w:val="off"/>
+              <w:snapToGrid w:val="off"/>
+              <w:spacing w:before="0" w:after="0" w:line="170" w:lineRule="exact"/>
+            </w:pPr>
+            <w:r>
+              <w:rPr>
+                <w:b/>
+                <w:color w:val="c00000"/>
+                <w:sz w:val="14"/>
+                <w:szCs w:val="14"/>
+              </w:rPr>
+              <w:t xml:space="preserve">did he run</w:t>
+            </w:r>
+          </w:p>
+        </w:tc>
+        <w:tc>
+          <w:tcPr>
+            <w:tcW w:w="3106" w:type="dxa"/>
+            <w:tcBorders>
+              <w:top w:val="single" w:color="0a0000" w:sz="2"/>
+              <w:left w:val="single" w:color="0a0000" w:sz="2"/>
+              <w:bottom w:val="single" w:color="0a0000" w:sz="2"/>
+              <w:right w:val="single" w:color="0a0000" w:sz="2"/>
+            </w:tcBorders>
+            <w:vAlign w:val="top"/>
+          </w:tcPr>
+          <w:p>
+            <w:pPr>
+              <w:pStyle w:val="0"/>
+              <w:widowControl w:val="off"/>
+              <w:snapToGrid w:val="off"/>
+              <w:spacing w:before="0" w:after="0" w:line="170" w:lineRule="exact"/>
+            </w:pPr>
+            <w:r>
+              <w:rPr>
+                <w:color w:val="595959"/>
+                <w:sz w:val="14"/>
+                <w:szCs w:val="14"/>
+              </w:rPr>
+              <w:t xml:space="preserve">did 뒤 본동사는 원형 (ran ✗).</w:t>
+            </w:r>
+          </w:p>
+        </w:tc>
+      </w:tr>
+      <w:tr>
+        <w:trPr/>
+        <w:tc>
+          <w:tcPr>
+            <w:tcW w:w="380" w:type="dxa"/>
+            <w:tcBorders>
+              <w:top w:val="single" w:color="0a0000" w:sz="2"/>
+              <w:left w:val="single" w:color="0a0000" w:sz="2"/>
+              <w:bottom w:val="single" w:color="0a0000" w:sz="2"/>
+              <w:right w:val="single" w:color="0a0000" w:sz="2"/>
+            </w:tcBorders>
+            <w:vAlign w:val="top"/>
+          </w:tcPr>
+          <w:p>
+            <w:pPr>
+              <w:pStyle w:val="0"/>
+              <w:widowControl w:val="off"/>
+              <w:snapToGrid w:val="off"/>
+              <w:spacing w:before="0" w:after="0" w:line="170" w:lineRule="exact"/>
+              <w:jc w:val="center"/>
+            </w:pPr>
+            <w:r>
+              <w:rPr>
+                <w:b/>
+                <w:color w:val="1f3864"/>
+                <w:sz w:val="14"/>
+                <w:szCs w:val="14"/>
+              </w:rPr>
+              <w:t xml:space="preserve">140</w:t>
+            </w:r>
+          </w:p>
+        </w:tc>
+        <w:tc>
+          <w:tcPr>
+            <w:tcW w:w="1656" w:type="dxa"/>
+            <w:tcBorders>
+              <w:top w:val="single" w:color="0a0000" w:sz="2"/>
+              <w:left w:val="single" w:color="0a0000" w:sz="2"/>
+              <w:bottom w:val="single" w:color="0a0000" w:sz="2"/>
+              <w:right w:val="single" w:color="0a0000" w:sz="2"/>
+            </w:tcBorders>
+            <w:vAlign w:val="top"/>
+          </w:tcPr>
+          <w:p>
+            <w:pPr>
+              <w:pStyle w:val="0"/>
+              <w:widowControl w:val="off"/>
+              <w:snapToGrid w:val="off"/>
+              <w:spacing w:before="0" w:after="0" w:line="170" w:lineRule="exact"/>
+            </w:pPr>
+            <w:r>
+              <w:rPr>
+                <w:b/>
+                <w:color w:val="c00000"/>
+                <w:sz w:val="14"/>
+                <w:szCs w:val="14"/>
+              </w:rPr>
+              <w:t xml:space="preserve">Such</w:t>
+            </w:r>
+          </w:p>
+        </w:tc>
+        <w:tc>
+          <w:tcPr>
+            <w:tcW w:w="3106" w:type="dxa"/>
+            <w:tcBorders>
+              <w:top w:val="single" w:color="0a0000" w:sz="2"/>
+              <w:left w:val="single" w:color="0a0000" w:sz="2"/>
+              <w:bottom w:val="single" w:color="0a0000" w:sz="2"/>
+              <w:right w:val="single" w:color="0a0000" w:sz="2"/>
+            </w:tcBorders>
+            <w:vAlign w:val="top"/>
+          </w:tcPr>
+          <w:p>
+            <w:pPr>
+              <w:pStyle w:val="0"/>
+              <w:widowControl w:val="off"/>
+              <w:snapToGrid w:val="off"/>
+              <w:spacing w:before="0" w:after="0" w:line="170" w:lineRule="exact"/>
+            </w:pPr>
+            <w:r>
+              <w:rPr>
+                <w:color w:val="595959"/>
+                <w:sz w:val="14"/>
+                <w:szCs w:val="14"/>
+              </w:rPr>
+              <w:t xml:space="preserve">be 뒤에 명사 주어만 있다 → Such + be + 주어.</w:t>
+            </w:r>
+          </w:p>
+        </w:tc>
+      </w:tr>
+      <w:tr>
+        <w:trPr/>
+        <w:tc>
+          <w:tcPr>
+            <w:tcW w:w="380" w:type="dxa"/>
+            <w:tcBorders>
+              <w:top w:val="single" w:color="0a0000" w:sz="2"/>
+              <w:left w:val="single" w:color="0a0000" w:sz="2"/>
+              <w:bottom w:val="single" w:color="0a0000" w:sz="2"/>
+              <w:right w:val="single" w:color="0a0000" w:sz="2"/>
+            </w:tcBorders>
+            <w:vAlign w:val="top"/>
+          </w:tcPr>
+          <w:p>
+            <w:pPr>
+              <w:pStyle w:val="0"/>
+              <w:widowControl w:val="off"/>
+              <w:snapToGrid w:val="off"/>
+              <w:spacing w:before="0" w:after="0" w:line="170" w:lineRule="exact"/>
+              <w:jc w:val="center"/>
+            </w:pPr>
+            <w:r>
+              <w:rPr>
+                <w:b/>
+                <w:color w:val="1f3864"/>
+                <w:sz w:val="14"/>
+                <w:szCs w:val="14"/>
+              </w:rPr>
+              <w:t xml:space="preserve">141</w:t>
+            </w:r>
+          </w:p>
+        </w:tc>
+        <w:tc>
+          <w:tcPr>
+            <w:tcW w:w="1656" w:type="dxa"/>
+            <w:tcBorders>
+              <w:top w:val="single" w:color="0a0000" w:sz="2"/>
+              <w:left w:val="single" w:color="0a0000" w:sz="2"/>
+              <w:bottom w:val="single" w:color="0a0000" w:sz="2"/>
+              <w:right w:val="single" w:color="0a0000" w:sz="2"/>
+            </w:tcBorders>
+            <w:vAlign w:val="top"/>
+          </w:tcPr>
+          <w:p>
+            <w:pPr>
+              <w:pStyle w:val="0"/>
+              <w:widowControl w:val="off"/>
+              <w:snapToGrid w:val="off"/>
+              <w:spacing w:before="0" w:after="0" w:line="170" w:lineRule="exact"/>
+            </w:pPr>
+            <w:r>
+              <w:rPr>
+                <w:b/>
+                <w:color w:val="c00000"/>
+                <w:sz w:val="14"/>
+                <w:szCs w:val="14"/>
+              </w:rPr>
+              <w:t xml:space="preserve">was she</w:t>
+            </w:r>
+          </w:p>
+        </w:tc>
+        <w:tc>
+          <w:tcPr>
+            <w:tcW w:w="3106" w:type="dxa"/>
+            <w:tcBorders>
+              <w:top w:val="single" w:color="0a0000" w:sz="2"/>
+              <w:left w:val="single" w:color="0a0000" w:sz="2"/>
+              <w:bottom w:val="single" w:color="0a0000" w:sz="2"/>
+              <w:right w:val="single" w:color="0a0000" w:sz="2"/>
+            </w:tcBorders>
+            <w:vAlign w:val="top"/>
+          </w:tcPr>
+          <w:p>
+            <w:pPr>
+              <w:pStyle w:val="0"/>
+              <w:widowControl w:val="off"/>
+              <w:snapToGrid w:val="off"/>
+              <w:spacing w:before="0" w:after="0" w:line="170" w:lineRule="exact"/>
+            </w:pPr>
+            <w:r>
+              <w:rPr>
+                <w:color w:val="595959"/>
+                <w:sz w:val="14"/>
+                <w:szCs w:val="14"/>
+              </w:rPr>
+              <w:t xml:space="preserve">보어 도치가 아니라 So 도치 → 대명사여도 도치.</w:t>
+            </w:r>
+          </w:p>
+        </w:tc>
+      </w:tr>
+      <w:tr>
+        <w:trPr/>
+        <w:tc>
+          <w:tcPr>
+            <w:tcW w:w="380" w:type="dxa"/>
+            <w:tcBorders>
+              <w:top w:val="single" w:color="0a0000" w:sz="2"/>
+              <w:left w:val="single" w:color="0a0000" w:sz="2"/>
+              <w:bottom w:val="single" w:color="0a0000" w:sz="2"/>
+              <w:right w:val="single" w:color="0a0000" w:sz="2"/>
+            </w:tcBorders>
+            <w:vAlign w:val="top"/>
+          </w:tcPr>
+          <w:p>
+            <w:pPr>
+              <w:pStyle w:val="0"/>
+              <w:widowControl w:val="off"/>
+              <w:snapToGrid w:val="off"/>
+              <w:spacing w:before="0" w:after="0" w:line="170" w:lineRule="exact"/>
+              <w:jc w:val="center"/>
+            </w:pPr>
+            <w:r>
+              <w:rPr>
+                <w:b/>
+                <w:color w:val="1f3864"/>
+                <w:sz w:val="14"/>
+                <w:szCs w:val="14"/>
+              </w:rPr>
+              <w:t xml:space="preserve">142</w:t>
+            </w:r>
+          </w:p>
+        </w:tc>
+        <w:tc>
+          <w:tcPr>
+            <w:tcW w:w="1656" w:type="dxa"/>
+            <w:tcBorders>
+              <w:top w:val="single" w:color="0a0000" w:sz="2"/>
+              <w:left w:val="single" w:color="0a0000" w:sz="2"/>
+              <w:bottom w:val="single" w:color="0a0000" w:sz="2"/>
+              <w:right w:val="single" w:color="0a0000" w:sz="2"/>
+            </w:tcBorders>
+            <w:vAlign w:val="top"/>
+          </w:tcPr>
+          <w:p>
+            <w:pPr>
+              <w:pStyle w:val="0"/>
+              <w:widowControl w:val="off"/>
+              <w:snapToGrid w:val="off"/>
+              <w:spacing w:before="0" w:after="0" w:line="170" w:lineRule="exact"/>
+            </w:pPr>
+            <w:r>
+              <w:rPr>
+                <w:b/>
+                <w:color w:val="c00000"/>
+                <w:sz w:val="14"/>
+                <w:szCs w:val="14"/>
+              </w:rPr>
+              <w:t xml:space="preserve">(1) he comes   (2) did he come</w:t>
+            </w:r>
+          </w:p>
+        </w:tc>
+        <w:tc>
+          <w:tcPr>
+            <w:tcW w:w="3106" w:type="dxa"/>
+            <w:tcBorders>
+              <w:top w:val="single" w:color="0a0000" w:sz="2"/>
+              <w:left w:val="single" w:color="0a0000" w:sz="2"/>
+              <w:bottom w:val="single" w:color="0a0000" w:sz="2"/>
+              <w:right w:val="single" w:color="0a0000" w:sz="2"/>
+            </w:tcBorders>
+            <w:vAlign w:val="top"/>
+          </w:tcPr>
+          <w:p>
+            <w:pPr>
+              <w:pStyle w:val="0"/>
+              <w:widowControl w:val="off"/>
+              <w:snapToGrid w:val="off"/>
+              <w:spacing w:before="0" w:after="0" w:line="170" w:lineRule="exact"/>
+            </w:pPr>
+            <w:r>
+              <w:rPr>
+                <w:color w:val="595959"/>
+                <w:sz w:val="14"/>
+                <w:szCs w:val="14"/>
+              </w:rPr>
+              <w:t xml:space="preserve">so 없는 장소 부사 + 대명사 → 도치 ✗ / So + 부사 → 대명사여도 도치.</w:t>
+            </w:r>
+          </w:p>
+        </w:tc>
+      </w:tr>
+      <w:tr>
+        <w:trPr/>
+        <w:tc>
+          <w:tcPr>
+            <w:tcW w:w="380" w:type="dxa"/>
+            <w:tcBorders>
+              <w:top w:val="single" w:color="0a0000" w:sz="2"/>
+              <w:left w:val="single" w:color="0a0000" w:sz="2"/>
+              <w:bottom w:val="single" w:color="0a0000" w:sz="2"/>
+              <w:right w:val="single" w:color="0a0000" w:sz="2"/>
+            </w:tcBorders>
+            <w:vAlign w:val="top"/>
+          </w:tcPr>
+          <w:p>
+            <w:pPr>
+              <w:pStyle w:val="0"/>
+              <w:widowControl w:val="off"/>
+              <w:snapToGrid w:val="off"/>
+              <w:spacing w:before="0" w:after="0" w:line="170" w:lineRule="exact"/>
+              <w:jc w:val="center"/>
+            </w:pPr>
+            <w:r>
+              <w:rPr>
+                <w:b/>
+                <w:color w:val="1f3864"/>
+                <w:sz w:val="14"/>
+                <w:szCs w:val="14"/>
+              </w:rPr>
+              <w:t xml:space="preserve">143</w:t>
+            </w:r>
+          </w:p>
+        </w:tc>
+        <w:tc>
+          <w:tcPr>
+            <w:tcW w:w="1656" w:type="dxa"/>
+            <w:tcBorders>
+              <w:top w:val="single" w:color="0a0000" w:sz="2"/>
+              <w:left w:val="single" w:color="0a0000" w:sz="2"/>
+              <w:bottom w:val="single" w:color="0a0000" w:sz="2"/>
+              <w:right w:val="single" w:color="0a0000" w:sz="2"/>
+            </w:tcBorders>
+            <w:vAlign w:val="top"/>
+          </w:tcPr>
+          <w:p>
+            <w:pPr>
+              <w:pStyle w:val="0"/>
+              <w:widowControl w:val="off"/>
+              <w:snapToGrid w:val="off"/>
+              <w:spacing w:before="0" w:after="0" w:line="170" w:lineRule="exact"/>
+            </w:pPr>
+            <w:r>
+              <w:rPr>
+                <w:b/>
+                <w:color w:val="c00000"/>
+                <w:sz w:val="14"/>
+                <w:szCs w:val="14"/>
+              </w:rPr>
+              <w:t xml:space="preserve">I could</w:t>
+            </w:r>
+          </w:p>
+        </w:tc>
+        <w:tc>
+          <w:tcPr>
+            <w:tcW w:w="3106" w:type="dxa"/>
+            <w:tcBorders>
+              <w:top w:val="single" w:color="0a0000" w:sz="2"/>
+              <w:left w:val="single" w:color="0a0000" w:sz="2"/>
+              <w:bottom w:val="single" w:color="0a0000" w:sz="2"/>
+              <w:right w:val="single" w:color="0a0000" w:sz="2"/>
+            </w:tcBorders>
+            <w:vAlign w:val="top"/>
+          </w:tcPr>
+          <w:p>
+            <w:pPr>
+              <w:pStyle w:val="0"/>
+              <w:widowControl w:val="off"/>
+              <w:snapToGrid w:val="off"/>
+              <w:spacing w:before="0" w:after="0" w:line="170" w:lineRule="exact"/>
+            </w:pPr>
+            <w:r>
+              <w:rPr>
+                <w:color w:val="595959"/>
+                <w:sz w:val="14"/>
+                <w:szCs w:val="14"/>
+              </w:rPr>
+              <w:t xml:space="preserve">목적의 so that절은 평서문 어순. 도치는 So + 형/부가 맨 앞에 올 때만.</w:t>
+            </w:r>
+          </w:p>
+        </w:tc>
+      </w:tr>
+      <w:tr>
+        <w:trPr/>
+        <w:tc>
+          <w:tcPr>
+            <w:tcW w:w="380" w:type="dxa"/>
+            <w:tcBorders>
+              <w:top w:val="single" w:color="0a0000" w:sz="2"/>
+              <w:left w:val="single" w:color="0a0000" w:sz="2"/>
+              <w:bottom w:val="single" w:color="0a0000" w:sz="2"/>
+              <w:right w:val="single" w:color="0a0000" w:sz="2"/>
+            </w:tcBorders>
+            <w:vAlign w:val="top"/>
+          </w:tcPr>
+          <w:p>
+            <w:pPr>
+              <w:pStyle w:val="0"/>
+              <w:widowControl w:val="off"/>
+              <w:snapToGrid w:val="off"/>
+              <w:spacing w:before="0" w:after="0" w:line="170" w:lineRule="exact"/>
+              <w:jc w:val="center"/>
+            </w:pPr>
+            <w:r>
+              <w:rPr>
+                <w:b/>
+                <w:color w:val="1f3864"/>
+                <w:sz w:val="14"/>
+                <w:szCs w:val="14"/>
+              </w:rPr>
+              <w:t xml:space="preserve">144</w:t>
+            </w:r>
+          </w:p>
+        </w:tc>
+        <w:tc>
+          <w:tcPr>
+            <w:tcW w:w="1656" w:type="dxa"/>
+            <w:tcBorders>
+              <w:top w:val="single" w:color="0a0000" w:sz="2"/>
+              <w:left w:val="single" w:color="0a0000" w:sz="2"/>
+              <w:bottom w:val="single" w:color="0a0000" w:sz="2"/>
+              <w:right w:val="single" w:color="0a0000" w:sz="2"/>
+            </w:tcBorders>
+            <w:vAlign w:val="top"/>
+          </w:tcPr>
+          <w:p>
+            <w:pPr>
+              <w:pStyle w:val="0"/>
+              <w:widowControl w:val="off"/>
+              <w:snapToGrid w:val="off"/>
+              <w:spacing w:before="0" w:after="0" w:line="170" w:lineRule="exact"/>
+            </w:pPr>
+            <w:r>
+              <w:rPr>
+                <w:b/>
+                <w:color w:val="c00000"/>
+                <w:sz w:val="14"/>
+                <w:szCs w:val="14"/>
+              </w:rPr>
+              <w:t xml:space="preserve">①  this machine can work → can this machine work</w:t>
+            </w:r>
+          </w:p>
+        </w:tc>
+        <w:tc>
+          <w:tcPr>
+            <w:tcW w:w="3106" w:type="dxa"/>
+            <w:tcBorders>
+              <w:top w:val="single" w:color="0a0000" w:sz="2"/>
+              <w:left w:val="single" w:color="0a0000" w:sz="2"/>
+              <w:bottom w:val="single" w:color="0a0000" w:sz="2"/>
+              <w:right w:val="single" w:color="0a0000" w:sz="2"/>
+            </w:tcBorders>
+            <w:vAlign w:val="top"/>
+          </w:tcPr>
+          <w:p>
+            <w:pPr>
+              <w:pStyle w:val="0"/>
+              <w:widowControl w:val="off"/>
+              <w:snapToGrid w:val="off"/>
+              <w:spacing w:before="0" w:after="0" w:line="170" w:lineRule="exact"/>
+            </w:pPr>
+            <w:r>
+              <w:rPr>
+                <w:color w:val="595959"/>
+                <w:sz w:val="14"/>
+                <w:szCs w:val="14"/>
+              </w:rPr>
+              <w:t xml:space="preserve">So + 부사가 맨 앞 → 조동사 + 주어 + 원형.</w:t>
+            </w:r>
+          </w:p>
+        </w:tc>
+      </w:tr>
+      <w:tr>
+        <w:trPr/>
+        <w:tc>
+          <w:tcPr>
+            <w:tcW w:w="380" w:type="dxa"/>
+            <w:tcBorders>
+              <w:top w:val="single" w:color="0a0000" w:sz="2"/>
+              <w:left w:val="single" w:color="0a0000" w:sz="2"/>
+              <w:bottom w:val="single" w:color="0a0000" w:sz="2"/>
+              <w:right w:val="single" w:color="0a0000" w:sz="2"/>
+            </w:tcBorders>
+            <w:vAlign w:val="top"/>
+          </w:tcPr>
+          <w:p>
+            <w:pPr>
+              <w:pStyle w:val="0"/>
+              <w:widowControl w:val="off"/>
+              <w:snapToGrid w:val="off"/>
+              <w:spacing w:before="0" w:after="0" w:line="170" w:lineRule="exact"/>
+              <w:jc w:val="center"/>
+            </w:pPr>
+            <w:r>
+              <w:rPr>
+                <w:b/>
+                <w:color w:val="1f3864"/>
+                <w:sz w:val="14"/>
+                <w:szCs w:val="14"/>
+              </w:rPr>
+              <w:t xml:space="preserve">145</w:t>
+            </w:r>
+          </w:p>
+        </w:tc>
+        <w:tc>
+          <w:tcPr>
+            <w:tcW w:w="1656" w:type="dxa"/>
+            <w:tcBorders>
+              <w:top w:val="single" w:color="0a0000" w:sz="2"/>
+              <w:left w:val="single" w:color="0a0000" w:sz="2"/>
+              <w:bottom w:val="single" w:color="0a0000" w:sz="2"/>
+              <w:right w:val="single" w:color="0a0000" w:sz="2"/>
+            </w:tcBorders>
+            <w:vAlign w:val="top"/>
+          </w:tcPr>
+          <w:p>
+            <w:pPr>
+              <w:pStyle w:val="0"/>
+              <w:widowControl w:val="off"/>
+              <w:snapToGrid w:val="off"/>
+              <w:spacing w:before="0" w:after="0" w:line="170" w:lineRule="exact"/>
+            </w:pPr>
+            <w:r>
+              <w:rPr>
+                <w:b/>
+                <w:color w:val="c00000"/>
+                <w:sz w:val="14"/>
+                <w:szCs w:val="14"/>
+              </w:rPr>
+              <w:t xml:space="preserve">⑤  틀린 곳 없음</w:t>
+            </w:r>
+          </w:p>
+        </w:tc>
+        <w:tc>
+          <w:tcPr>
+            <w:tcW w:w="3106" w:type="dxa"/>
+            <w:tcBorders>
+              <w:top w:val="single" w:color="0a0000" w:sz="2"/>
+              <w:left w:val="single" w:color="0a0000" w:sz="2"/>
+              <w:bottom w:val="single" w:color="0a0000" w:sz="2"/>
+              <w:right w:val="single" w:color="0a0000" w:sz="2"/>
+            </w:tcBorders>
+            <w:vAlign w:val="top"/>
+          </w:tcPr>
+          <w:p>
+            <w:pPr>
+              <w:pStyle w:val="0"/>
+              <w:widowControl w:val="off"/>
+              <w:snapToGrid w:val="off"/>
+              <w:spacing w:before="0" w:after="0" w:line="170" w:lineRule="exact"/>
+            </w:pPr>
+            <w:r>
+              <w:rPr>
+                <w:color w:val="595959"/>
+                <w:sz w:val="14"/>
+                <w:szCs w:val="14"/>
+              </w:rPr>
+              <w:t xml:space="preserve">So + 형 + be + 대명사 주어 ○.</w:t>
+            </w:r>
+          </w:p>
+        </w:tc>
+      </w:tr>
+      <w:tr>
+        <w:trPr/>
+        <w:tc>
+          <w:tcPr>
+            <w:tcW w:w="380" w:type="dxa"/>
+            <w:tcBorders>
+              <w:top w:val="single" w:color="0a0000" w:sz="2"/>
+              <w:left w:val="single" w:color="0a0000" w:sz="2"/>
+              <w:bottom w:val="single" w:color="0a0000" w:sz="2"/>
+              <w:right w:val="single" w:color="0a0000" w:sz="2"/>
+            </w:tcBorders>
+            <w:vAlign w:val="top"/>
+          </w:tcPr>
+          <w:p>
+            <w:pPr>
+              <w:pStyle w:val="0"/>
+              <w:widowControl w:val="off"/>
+              <w:snapToGrid w:val="off"/>
+              <w:spacing w:before="0" w:after="0" w:line="170" w:lineRule="exact"/>
+              <w:jc w:val="center"/>
+            </w:pPr>
+            <w:r>
+              <w:rPr>
+                <w:b/>
+                <w:color w:val="1f3864"/>
+                <w:sz w:val="14"/>
+                <w:szCs w:val="14"/>
+              </w:rPr>
+              <w:t xml:space="preserve">146</w:t>
+            </w:r>
+          </w:p>
+        </w:tc>
+        <w:tc>
+          <w:tcPr>
+            <w:tcW w:w="1656" w:type="dxa"/>
+            <w:tcBorders>
+              <w:top w:val="single" w:color="0a0000" w:sz="2"/>
+              <w:left w:val="single" w:color="0a0000" w:sz="2"/>
+              <w:bottom w:val="single" w:color="0a0000" w:sz="2"/>
+              <w:right w:val="single" w:color="0a0000" w:sz="2"/>
+            </w:tcBorders>
+            <w:vAlign w:val="top"/>
+          </w:tcPr>
+          <w:p>
+            <w:pPr>
+              <w:pStyle w:val="0"/>
+              <w:widowControl w:val="off"/>
+              <w:snapToGrid w:val="off"/>
+              <w:spacing w:before="0" w:after="0" w:line="170" w:lineRule="exact"/>
+            </w:pPr>
+            <w:r>
+              <w:rPr>
+                <w:b/>
+                <w:color w:val="c00000"/>
+                <w:sz w:val="14"/>
+                <w:szCs w:val="14"/>
+              </w:rPr>
+              <w:t xml:space="preserve">②  studied → study</w:t>
+            </w:r>
+          </w:p>
+        </w:tc>
+        <w:tc>
+          <w:tcPr>
+            <w:tcW w:w="3106" w:type="dxa"/>
+            <w:tcBorders>
+              <w:top w:val="single" w:color="0a0000" w:sz="2"/>
+              <w:left w:val="single" w:color="0a0000" w:sz="2"/>
+              <w:bottom w:val="single" w:color="0a0000" w:sz="2"/>
+              <w:right w:val="single" w:color="0a0000" w:sz="2"/>
+            </w:tcBorders>
+            <w:vAlign w:val="top"/>
+          </w:tcPr>
+          <w:p>
+            <w:pPr>
+              <w:pStyle w:val="0"/>
+              <w:widowControl w:val="off"/>
+              <w:snapToGrid w:val="off"/>
+              <w:spacing w:before="0" w:after="0" w:line="170" w:lineRule="exact"/>
+            </w:pPr>
+            <w:r>
+              <w:rPr>
+                <w:color w:val="595959"/>
+                <w:sz w:val="14"/>
+                <w:szCs w:val="14"/>
+              </w:rPr>
+              <w:t xml:space="preserve">did 뒤 본동사는 원형.</w:t>
+            </w:r>
+          </w:p>
+        </w:tc>
+      </w:tr>
+      <w:tr>
+        <w:trPr/>
+        <w:tc>
+          <w:tcPr>
+            <w:tcW w:w="380" w:type="dxa"/>
+            <w:tcBorders>
+              <w:top w:val="single" w:color="0a0000" w:sz="2"/>
+              <w:left w:val="single" w:color="0a0000" w:sz="2"/>
+              <w:bottom w:val="single" w:color="0a0000" w:sz="2"/>
+              <w:right w:val="single" w:color="0a0000" w:sz="2"/>
+            </w:tcBorders>
+            <w:vAlign w:val="top"/>
+          </w:tcPr>
+          <w:p>
+            <w:pPr>
+              <w:pStyle w:val="0"/>
+              <w:widowControl w:val="off"/>
+              <w:snapToGrid w:val="off"/>
+              <w:spacing w:before="0" w:after="0" w:line="170" w:lineRule="exact"/>
+              <w:jc w:val="center"/>
+            </w:pPr>
+            <w:r>
+              <w:rPr>
+                <w:b/>
+                <w:color w:val="1f3864"/>
+                <w:sz w:val="14"/>
+                <w:szCs w:val="14"/>
+              </w:rPr>
+              <w:t xml:space="preserve">147</w:t>
+            </w:r>
+          </w:p>
+        </w:tc>
+        <w:tc>
+          <w:tcPr>
+            <w:tcW w:w="1656" w:type="dxa"/>
+            <w:tcBorders>
+              <w:top w:val="single" w:color="0a0000" w:sz="2"/>
+              <w:left w:val="single" w:color="0a0000" w:sz="2"/>
+              <w:bottom w:val="single" w:color="0a0000" w:sz="2"/>
+              <w:right w:val="single" w:color="0a0000" w:sz="2"/>
+            </w:tcBorders>
+            <w:vAlign w:val="top"/>
+          </w:tcPr>
+          <w:p>
+            <w:pPr>
+              <w:pStyle w:val="0"/>
+              <w:widowControl w:val="off"/>
+              <w:snapToGrid w:val="off"/>
+              <w:spacing w:before="0" w:after="0" w:line="170" w:lineRule="exact"/>
+            </w:pPr>
+            <w:r>
+              <w:rPr>
+                <w:b/>
+                <w:color w:val="c00000"/>
+                <w:sz w:val="14"/>
+                <w:szCs w:val="14"/>
+              </w:rPr>
+              <w:t xml:space="preserve">②  was → were</w:t>
+            </w:r>
+          </w:p>
+        </w:tc>
+        <w:tc>
+          <w:tcPr>
+            <w:tcW w:w="3106" w:type="dxa"/>
+            <w:tcBorders>
+              <w:top w:val="single" w:color="0a0000" w:sz="2"/>
+              <w:left w:val="single" w:color="0a0000" w:sz="2"/>
+              <w:bottom w:val="single" w:color="0a0000" w:sz="2"/>
+              <w:right w:val="single" w:color="0a0000" w:sz="2"/>
+            </w:tcBorders>
+            <w:vAlign w:val="top"/>
+          </w:tcPr>
+          <w:p>
+            <w:pPr>
+              <w:pStyle w:val="0"/>
+              <w:widowControl w:val="off"/>
+              <w:snapToGrid w:val="off"/>
+              <w:spacing w:before="0" w:after="0" w:line="170" w:lineRule="exact"/>
+            </w:pPr>
+            <w:r>
+              <w:rPr>
+                <w:color w:val="595959"/>
+                <w:sz w:val="14"/>
+                <w:szCs w:val="14"/>
+              </w:rPr>
+              <w:t xml:space="preserve">뒤의 주어 the players(복수)에 수일치.</w:t>
+            </w:r>
+          </w:p>
+        </w:tc>
+      </w:tr>
+      <w:tr>
+        <w:trPr/>
+        <w:tc>
+          <w:tcPr>
+            <w:tcW w:w="380" w:type="dxa"/>
+            <w:tcBorders>
+              <w:top w:val="single" w:color="0a0000" w:sz="2"/>
+              <w:left w:val="single" w:color="0a0000" w:sz="2"/>
+              <w:bottom w:val="single" w:color="0a0000" w:sz="2"/>
+              <w:right w:val="single" w:color="0a0000" w:sz="2"/>
+            </w:tcBorders>
+            <w:vAlign w:val="top"/>
+          </w:tcPr>
+          <w:p>
+            <w:pPr>
+              <w:pStyle w:val="0"/>
+              <w:widowControl w:val="off"/>
+              <w:snapToGrid w:val="off"/>
+              <w:spacing w:before="0" w:after="0" w:line="170" w:lineRule="exact"/>
+              <w:jc w:val="center"/>
+            </w:pPr>
+            <w:r>
+              <w:rPr>
+                <w:b/>
+                <w:color w:val="1f3864"/>
+                <w:sz w:val="14"/>
+                <w:szCs w:val="14"/>
+              </w:rPr>
+              <w:t xml:space="preserve">148</w:t>
+            </w:r>
+          </w:p>
+        </w:tc>
+        <w:tc>
+          <w:tcPr>
+            <w:tcW w:w="1656" w:type="dxa"/>
+            <w:tcBorders>
+              <w:top w:val="single" w:color="0a0000" w:sz="2"/>
+              <w:left w:val="single" w:color="0a0000" w:sz="2"/>
+              <w:bottom w:val="single" w:color="0a0000" w:sz="2"/>
+              <w:right w:val="single" w:color="0a0000" w:sz="2"/>
+            </w:tcBorders>
+            <w:vAlign w:val="top"/>
+          </w:tcPr>
+          <w:p>
+            <w:pPr>
+              <w:pStyle w:val="0"/>
+              <w:widowControl w:val="off"/>
+              <w:snapToGrid w:val="off"/>
+              <w:spacing w:before="0" w:after="0" w:line="170" w:lineRule="exact"/>
+            </w:pPr>
+            <w:r>
+              <w:rPr>
+                <w:b/>
+                <w:color w:val="c00000"/>
+                <w:sz w:val="14"/>
+                <w:szCs w:val="14"/>
+              </w:rPr>
+              <w:t xml:space="preserve">①  So → Such</w:t>
+            </w:r>
+          </w:p>
+        </w:tc>
+        <w:tc>
+          <w:tcPr>
+            <w:tcW w:w="3106" w:type="dxa"/>
+            <w:tcBorders>
+              <w:top w:val="single" w:color="0a0000" w:sz="2"/>
+              <w:left w:val="single" w:color="0a0000" w:sz="2"/>
+              <w:bottom w:val="single" w:color="0a0000" w:sz="2"/>
+              <w:right w:val="single" w:color="0a0000" w:sz="2"/>
+            </w:tcBorders>
+            <w:vAlign w:val="top"/>
+          </w:tcPr>
+          <w:p>
+            <w:pPr>
+              <w:pStyle w:val="0"/>
+              <w:widowControl w:val="off"/>
+              <w:snapToGrid w:val="off"/>
+              <w:spacing w:before="0" w:after="0" w:line="170" w:lineRule="exact"/>
+            </w:pPr>
+            <w:r>
+              <w:rPr>
+                <w:color w:val="595959"/>
+                <w:sz w:val="14"/>
+                <w:szCs w:val="14"/>
+              </w:rPr>
+              <w:t xml:space="preserve">명사 주어 앞 → Such + be + 주어.</w:t>
+            </w:r>
+          </w:p>
+        </w:tc>
+      </w:tr>
+      <w:tr>
+        <w:trPr/>
+        <w:tc>
+          <w:tcPr>
+            <w:tcW w:w="380" w:type="dxa"/>
+            <w:tcBorders>
+              <w:top w:val="single" w:color="0a0000" w:sz="2"/>
+              <w:left w:val="single" w:color="0a0000" w:sz="2"/>
+              <w:bottom w:val="single" w:color="0a0000" w:sz="2"/>
+              <w:right w:val="single" w:color="0a0000" w:sz="2"/>
+            </w:tcBorders>
+            <w:vAlign w:val="top"/>
+          </w:tcPr>
+          <w:p>
+            <w:pPr>
+              <w:pStyle w:val="0"/>
+              <w:widowControl w:val="off"/>
+              <w:snapToGrid w:val="off"/>
+              <w:spacing w:before="0" w:after="0" w:line="170" w:lineRule="exact"/>
+              <w:jc w:val="center"/>
+            </w:pPr>
+            <w:r>
+              <w:rPr>
+                <w:b/>
+                <w:color w:val="1f3864"/>
+                <w:sz w:val="14"/>
+                <w:szCs w:val="14"/>
+              </w:rPr>
+              <w:t xml:space="preserve">149</w:t>
+            </w:r>
+          </w:p>
+        </w:tc>
+        <w:tc>
+          <w:tcPr>
+            <w:tcW w:w="1656" w:type="dxa"/>
+            <w:tcBorders>
+              <w:top w:val="single" w:color="0a0000" w:sz="2"/>
+              <w:left w:val="single" w:color="0a0000" w:sz="2"/>
+              <w:bottom w:val="single" w:color="0a0000" w:sz="2"/>
+              <w:right w:val="single" w:color="0a0000" w:sz="2"/>
+            </w:tcBorders>
+            <w:vAlign w:val="top"/>
+          </w:tcPr>
+          <w:p>
+            <w:pPr>
+              <w:pStyle w:val="0"/>
+              <w:widowControl w:val="off"/>
+              <w:snapToGrid w:val="off"/>
+              <w:spacing w:before="0" w:after="0" w:line="170" w:lineRule="exact"/>
+            </w:pPr>
+            <w:r>
+              <w:rPr>
+                <w:b/>
+                <w:color w:val="c00000"/>
+                <w:sz w:val="14"/>
+                <w:szCs w:val="14"/>
+              </w:rPr>
+              <w:t xml:space="preserve">④  couldn't I hear him → I couldn't hear him</w:t>
+            </w:r>
+          </w:p>
+        </w:tc>
+        <w:tc>
+          <w:tcPr>
+            <w:tcW w:w="3106" w:type="dxa"/>
+            <w:tcBorders>
+              <w:top w:val="single" w:color="0a0000" w:sz="2"/>
+              <w:left w:val="single" w:color="0a0000" w:sz="2"/>
+              <w:bottom w:val="single" w:color="0a0000" w:sz="2"/>
+              <w:right w:val="single" w:color="0a0000" w:sz="2"/>
+            </w:tcBorders>
+            <w:vAlign w:val="top"/>
+          </w:tcPr>
+          <w:p>
+            <w:pPr>
+              <w:pStyle w:val="0"/>
+              <w:widowControl w:val="off"/>
+              <w:snapToGrid w:val="off"/>
+              <w:spacing w:before="0" w:after="0" w:line="170" w:lineRule="exact"/>
+            </w:pPr>
+            <w:r>
+              <w:rPr>
+                <w:color w:val="595959"/>
+                <w:sz w:val="14"/>
+                <w:szCs w:val="14"/>
+              </w:rPr>
+              <w:t xml:space="preserve">so가 맨 앞이 아니면 도치 ✗. that절은 평서문 어순.</w:t>
             </w:r>
           </w:p>
         </w:tc>
